--- a/entrega_TFM/TFM_Borja_Goni_Eguia_UNIR.docx
+++ b/entrega_TFM/TFM_Borja_Goni_Eguia_UNIR.docx
@@ -548,10 +548,20 @@
       <w:r>
         <w:br w:type="page"/>
       </w:r>
+      <w:r>
+        <w:rPr/>
+        <w:t>Agradecimientos</w:t>
+      </w:r>
+    </w:p>
+    <w:p>
+      <w:pPr>
+        <w:pStyle w:val="FirstParagraph"/>
+        <w:rPr/>
+      </w:pPr>
       <w:bookmarkStart w:id="1" w:name="agradecimientos"/>
       <w:r>
         <w:rPr/>
-        <w:t>Agradecimientos</w:t>
+        <w:t>Quiero agradecer a Natalia Louleli y a Mikel Iruskieta su tiempo y su trabajo desinteresado respondiendo a mis dudas, planteándome límites, recomendando lecturas y, sobre todo, por descubrirme la investigación como actividad complementaria a mi trabajo como profesor en Educación Secundaria.</w:t>
       </w:r>
       <w:bookmarkEnd w:id="1"/>
       <w:r>
@@ -679,7 +689,7 @@
             </w:rPr>
             <w:fldChar w:fldCharType="separate"/>
           </w:r>
-          <w:hyperlink w:anchor="__RefHeading___Toc1021_3103675090">
+          <w:hyperlink w:anchor="__RefHeading___Toc1022_1415579806">
             <w:bookmarkStart w:id="7" w:name="índice-de-contenidos"/>
             <w:bookmarkEnd w:id="7"/>
             <w:r>
@@ -702,7 +712,7 @@
             </w:tabs>
             <w:rPr/>
           </w:pPr>
-          <w:hyperlink w:anchor="__RefHeading___Toc1023_3103675090">
+          <w:hyperlink w:anchor="__RefHeading___Toc1024_1415579806">
             <w:r>
               <w:rPr>
                 <w:webHidden/>
@@ -723,7 +733,7 @@
             </w:tabs>
             <w:rPr/>
           </w:pPr>
-          <w:hyperlink w:anchor="__RefHeading___Toc1025_3103675090">
+          <w:hyperlink w:anchor="__RefHeading___Toc1026_1415579806">
             <w:r>
               <w:rPr>
                 <w:webHidden/>
@@ -744,7 +754,7 @@
             </w:tabs>
             <w:rPr/>
           </w:pPr>
-          <w:hyperlink w:anchor="__RefHeading___Toc1027_3103675090">
+          <w:hyperlink w:anchor="__RefHeading___Toc1028_1415579806">
             <w:r>
               <w:rPr>
                 <w:webHidden/>
@@ -765,7 +775,7 @@
             </w:tabs>
             <w:rPr/>
           </w:pPr>
-          <w:hyperlink w:anchor="__RefHeading___Toc1029_3103675090">
+          <w:hyperlink w:anchor="__RefHeading___Toc1030_1415579806">
             <w:r>
               <w:rPr>
                 <w:webHidden/>
@@ -786,7 +796,7 @@
             </w:tabs>
             <w:rPr/>
           </w:pPr>
-          <w:hyperlink w:anchor="__RefHeading___Toc1031_3103675090">
+          <w:hyperlink w:anchor="__RefHeading___Toc1032_1415579806">
             <w:r>
               <w:rPr>
                 <w:webHidden/>
@@ -807,7 +817,7 @@
             </w:tabs>
             <w:rPr/>
           </w:pPr>
-          <w:hyperlink w:anchor="__RefHeading___Toc1033_3103675090">
+          <w:hyperlink w:anchor="__RefHeading___Toc1034_1415579806">
             <w:r>
               <w:rPr>
                 <w:webHidden/>
@@ -828,7 +838,7 @@
             </w:tabs>
             <w:rPr/>
           </w:pPr>
-          <w:hyperlink w:anchor="__RefHeading___Toc1035_3103675090">
+          <w:hyperlink w:anchor="__RefHeading___Toc1036_1415579806">
             <w:r>
               <w:rPr>
                 <w:webHidden/>
@@ -849,7 +859,7 @@
             </w:tabs>
             <w:rPr/>
           </w:pPr>
-          <w:hyperlink w:anchor="__RefHeading___Toc1037_3103675090">
+          <w:hyperlink w:anchor="__RefHeading___Toc1038_1415579806">
             <w:r>
               <w:rPr>
                 <w:webHidden/>
@@ -870,7 +880,7 @@
             </w:tabs>
             <w:rPr/>
           </w:pPr>
-          <w:hyperlink w:anchor="__RefHeading___Toc1039_3103675090">
+          <w:hyperlink w:anchor="__RefHeading___Toc1040_1415579806">
             <w:r>
               <w:rPr>
                 <w:webHidden/>
@@ -891,7 +901,7 @@
             </w:tabs>
             <w:rPr/>
           </w:pPr>
-          <w:hyperlink w:anchor="__RefHeading___Toc1041_3103675090">
+          <w:hyperlink w:anchor="__RefHeading___Toc1042_1415579806">
             <w:r>
               <w:rPr>
                 <w:webHidden/>
@@ -912,7 +922,7 @@
             </w:tabs>
             <w:rPr/>
           </w:pPr>
-          <w:hyperlink w:anchor="__RefHeading___Toc1043_3103675090">
+          <w:hyperlink w:anchor="__RefHeading___Toc1044_1415579806">
             <w:r>
               <w:rPr>
                 <w:webHidden/>
@@ -933,7 +943,7 @@
             </w:tabs>
             <w:rPr/>
           </w:pPr>
-          <w:hyperlink w:anchor="__RefHeading___Toc1045_3103675090">
+          <w:hyperlink w:anchor="__RefHeading___Toc1046_1415579806">
             <w:r>
               <w:rPr>
                 <w:webHidden/>
@@ -954,7 +964,7 @@
             </w:tabs>
             <w:rPr/>
           </w:pPr>
-          <w:hyperlink w:anchor="__RefHeading___Toc1047_3103675090">
+          <w:hyperlink w:anchor="__RefHeading___Toc1048_1415579806">
             <w:r>
               <w:rPr>
                 <w:webHidden/>
@@ -975,7 +985,7 @@
             </w:tabs>
             <w:rPr/>
           </w:pPr>
-          <w:hyperlink w:anchor="__RefHeading___Toc1049_3103675090">
+          <w:hyperlink w:anchor="__RefHeading___Toc1050_1415579806">
             <w:r>
               <w:rPr>
                 <w:webHidden/>
@@ -996,7 +1006,7 @@
             </w:tabs>
             <w:rPr/>
           </w:pPr>
-          <w:hyperlink w:anchor="__RefHeading___Toc1051_3103675090">
+          <w:hyperlink w:anchor="__RefHeading___Toc1052_1415579806">
             <w:r>
               <w:rPr>
                 <w:webHidden/>
@@ -1017,7 +1027,7 @@
             </w:tabs>
             <w:rPr/>
           </w:pPr>
-          <w:hyperlink w:anchor="__RefHeading___Toc1053_3103675090">
+          <w:hyperlink w:anchor="__RefHeading___Toc1054_1415579806">
             <w:r>
               <w:rPr>
                 <w:webHidden/>
@@ -1038,7 +1048,7 @@
             </w:tabs>
             <w:rPr/>
           </w:pPr>
-          <w:hyperlink w:anchor="__RefHeading___Toc1055_3103675090">
+          <w:hyperlink w:anchor="__RefHeading___Toc1056_1415579806">
             <w:r>
               <w:rPr>
                 <w:webHidden/>
@@ -1059,7 +1069,7 @@
             </w:tabs>
             <w:rPr/>
           </w:pPr>
-          <w:hyperlink w:anchor="__RefHeading___Toc1057_3103675090">
+          <w:hyperlink w:anchor="__RefHeading___Toc1058_1415579806">
             <w:r>
               <w:rPr>
                 <w:webHidden/>
@@ -1080,7 +1090,7 @@
             </w:tabs>
             <w:rPr/>
           </w:pPr>
-          <w:hyperlink w:anchor="__RefHeading___Toc1059_3103675090">
+          <w:hyperlink w:anchor="__RefHeading___Toc1060_1415579806">
             <w:r>
               <w:rPr>
                 <w:webHidden/>
@@ -1101,7 +1111,7 @@
             </w:tabs>
             <w:rPr/>
           </w:pPr>
-          <w:hyperlink w:anchor="__RefHeading___Toc1061_3103675090">
+          <w:hyperlink w:anchor="__RefHeading___Toc1062_1415579806">
             <w:r>
               <w:rPr>
                 <w:webHidden/>
@@ -1122,7 +1132,7 @@
             </w:tabs>
             <w:rPr/>
           </w:pPr>
-          <w:hyperlink w:anchor="__RefHeading___Toc1063_3103675090">
+          <w:hyperlink w:anchor="__RefHeading___Toc1064_1415579806">
             <w:r>
               <w:rPr>
                 <w:webHidden/>
@@ -1143,7 +1153,7 @@
             </w:tabs>
             <w:rPr/>
           </w:pPr>
-          <w:hyperlink w:anchor="__RefHeading___Toc1065_3103675090">
+          <w:hyperlink w:anchor="__RefHeading___Toc1066_1415579806">
             <w:r>
               <w:rPr>
                 <w:webHidden/>
@@ -1164,7 +1174,7 @@
             </w:tabs>
             <w:rPr/>
           </w:pPr>
-          <w:hyperlink w:anchor="__RefHeading___Toc1067_3103675090">
+          <w:hyperlink w:anchor="__RefHeading___Toc1068_1415579806">
             <w:r>
               <w:rPr>
                 <w:webHidden/>
@@ -1185,7 +1195,7 @@
             </w:tabs>
             <w:rPr/>
           </w:pPr>
-          <w:hyperlink w:anchor="__RefHeading___Toc1069_3103675090">
+          <w:hyperlink w:anchor="__RefHeading___Toc1070_1415579806">
             <w:r>
               <w:rPr>
                 <w:webHidden/>
@@ -1206,7 +1216,7 @@
             </w:tabs>
             <w:rPr/>
           </w:pPr>
-          <w:hyperlink w:anchor="__RefHeading___Toc1071_3103675090">
+          <w:hyperlink w:anchor="__RefHeading___Toc1072_1415579806">
             <w:r>
               <w:rPr>
                 <w:webHidden/>
@@ -1227,7 +1237,7 @@
             </w:tabs>
             <w:rPr/>
           </w:pPr>
-          <w:hyperlink w:anchor="__RefHeading___Toc1073_3103675090">
+          <w:hyperlink w:anchor="__RefHeading___Toc1074_1415579806">
             <w:r>
               <w:rPr>
                 <w:webHidden/>
@@ -1248,7 +1258,7 @@
             </w:tabs>
             <w:rPr/>
           </w:pPr>
-          <w:hyperlink w:anchor="__RefHeading___Toc1075_3103675090">
+          <w:hyperlink w:anchor="__RefHeading___Toc1076_1415579806">
             <w:r>
               <w:rPr>
                 <w:webHidden/>
@@ -1269,7 +1279,7 @@
             </w:tabs>
             <w:rPr/>
           </w:pPr>
-          <w:hyperlink w:anchor="__RefHeading___Toc1077_3103675090">
+          <w:hyperlink w:anchor="__RefHeading___Toc1078_1415579806">
             <w:r>
               <w:rPr>
                 <w:webHidden/>
@@ -1290,7 +1300,7 @@
             </w:tabs>
             <w:rPr/>
           </w:pPr>
-          <w:hyperlink w:anchor="__RefHeading___Toc1079_3103675090">
+          <w:hyperlink w:anchor="__RefHeading___Toc1080_1415579806">
             <w:r>
               <w:rPr>
                 <w:webHidden/>
@@ -1360,7 +1370,7 @@
             </w:rPr>
             <w:fldChar w:fldCharType="separate"/>
           </w:r>
-          <w:hyperlink w:anchor="__RefHeading___Toc1081_3103675090">
+          <w:hyperlink w:anchor="__RefHeading___Toc1082_1415579806">
             <w:bookmarkStart w:id="9" w:name="índice-de-tablas"/>
             <w:bookmarkEnd w:id="9"/>
             <w:r>
@@ -1396,7 +1406,7 @@
             </w:tabs>
             <w:rPr/>
           </w:pPr>
-          <w:hyperlink w:anchor="__RefHeading___Toc1085_3103675090">
+          <w:hyperlink w:anchor="__RefHeading___Toc1086_1415579806">
             <w:r>
               <w:rPr>
                 <w:webHidden/>
@@ -1430,7 +1440,7 @@
             </w:tabs>
             <w:rPr/>
           </w:pPr>
-          <w:hyperlink w:anchor="__RefHeading___Toc1083_3103675090">
+          <w:hyperlink w:anchor="__RefHeading___Toc1084_1415579806">
             <w:r>
               <w:rPr>
                 <w:webHidden/>
@@ -1513,7 +1523,7 @@
             </w:rPr>
             <w:fldChar w:fldCharType="separate"/>
           </w:r>
-          <w:hyperlink w:anchor="__RefHeading___Toc1087_3103675090">
+          <w:hyperlink w:anchor="__RefHeading___Toc1088_1415579806">
             <w:bookmarkStart w:id="11" w:name="índice-de-figuras"/>
             <w:bookmarkEnd w:id="11"/>
             <w:r>
@@ -1549,7 +1559,7 @@
             </w:tabs>
             <w:rPr/>
           </w:pPr>
-          <w:hyperlink w:anchor="__RefHeading___Toc1091_3103675090">
+          <w:hyperlink w:anchor="__RefHeading___Toc1092_1415579806">
             <w:r>
               <w:rPr>
                 <w:webHidden/>
@@ -1583,7 +1593,7 @@
             </w:tabs>
             <w:rPr/>
           </w:pPr>
-          <w:hyperlink w:anchor="__RefHeading___Toc1089_3103675090">
+          <w:hyperlink w:anchor="__RefHeading___Toc1090_1415579806">
             <w:r>
               <w:rPr>
                 <w:webHidden/>
@@ -1629,7 +1639,7 @@
       <w:r>
         <w:br w:type="page"/>
       </w:r>
-      <w:bookmarkStart w:id="12" w:name="__RefHeading___Toc1021_3103675090"/>
+      <w:bookmarkStart w:id="12" w:name="__RefHeading___Toc1022_1415579806"/>
       <w:bookmarkStart w:id="13" w:name="introducción"/>
       <w:bookmarkEnd w:id="12"/>
       <w:r>
@@ -1648,7 +1658,7 @@
         <w:jc w:val="left"/>
         <w:rPr/>
       </w:pPr>
-      <w:bookmarkStart w:id="14" w:name="__RefHeading___Toc1023_3103675090"/>
+      <w:bookmarkStart w:id="14" w:name="__RefHeading___Toc1024_1415579806"/>
       <w:bookmarkStart w:id="15" w:name="justificación-del-tema-elegido"/>
       <w:bookmarkEnd w:id="14"/>
       <w:r>
@@ -1719,7 +1729,7 @@
         <w:jc w:val="left"/>
         <w:rPr/>
       </w:pPr>
-      <w:bookmarkStart w:id="17" w:name="__RefHeading___Toc1025_3103675090"/>
+      <w:bookmarkStart w:id="17" w:name="__RefHeading___Toc1026_1415579806"/>
       <w:bookmarkStart w:id="18" w:name="problema-y-finalidad-del-trabajo"/>
       <w:bookmarkEnd w:id="17"/>
       <w:r>
@@ -1770,7 +1780,7 @@
         <w:jc w:val="left"/>
         <w:rPr/>
       </w:pPr>
-      <w:bookmarkStart w:id="20" w:name="__RefHeading___Toc1027_3103675090"/>
+      <w:bookmarkStart w:id="20" w:name="__RefHeading___Toc1028_1415579806"/>
       <w:bookmarkStart w:id="21" w:name="objetivos-del-tfe"/>
       <w:bookmarkEnd w:id="20"/>
       <w:r>
@@ -1885,7 +1895,7 @@
         <w:jc w:val="left"/>
         <w:rPr/>
       </w:pPr>
-      <w:bookmarkStart w:id="24" w:name="__RefHeading___Toc1029_3103675090"/>
+      <w:bookmarkStart w:id="24" w:name="__RefHeading___Toc1030_1415579806"/>
       <w:bookmarkStart w:id="25" w:name="marco-teórico"/>
       <w:bookmarkEnd w:id="24"/>
       <w:r>
@@ -1914,7 +1924,7 @@
         <w:jc w:val="left"/>
         <w:rPr/>
       </w:pPr>
-      <w:bookmarkStart w:id="26" w:name="__RefHeading___Toc1031_3103675090"/>
+      <w:bookmarkStart w:id="26" w:name="__RefHeading___Toc1032_1415579806"/>
       <w:bookmarkStart w:id="27" w:name="X60eef954ee963db59654a381d5bee5ab339717d"/>
       <w:bookmarkEnd w:id="26"/>
       <w:r>
@@ -2037,7 +2047,7 @@
         <w:pStyle w:val="Figuras"/>
         <w:rPr/>
       </w:pPr>
-      <w:bookmarkStart w:id="28" w:name="__RefHeading___Toc1087_3103675090"/>
+      <w:bookmarkStart w:id="28" w:name="__RefHeading___Toc1088_1415579806"/>
       <w:bookmarkEnd w:id="28"/>
       <w:r>
         <w:rPr>
@@ -2134,7 +2144,7 @@
         <w:jc w:val="left"/>
         <w:rPr/>
       </w:pPr>
-      <w:bookmarkStart w:id="29" w:name="__RefHeading___Toc1033_3103675090"/>
+      <w:bookmarkStart w:id="29" w:name="__RefHeading___Toc1034_1415579806"/>
       <w:bookmarkStart w:id="30" w:name="coherencia-como-variable-educativa"/>
       <w:bookmarkEnd w:id="29"/>
       <w:r>
@@ -2245,7 +2255,7 @@
         <w:jc w:val="left"/>
         <w:rPr/>
       </w:pPr>
-      <w:bookmarkStart w:id="32" w:name="__RefHeading___Toc1035_3103675090"/>
+      <w:bookmarkStart w:id="32" w:name="__RefHeading___Toc1036_1415579806"/>
       <w:bookmarkStart w:id="33" w:name="X1c27a951722c8a4140b142771fc8eedef541425"/>
       <w:bookmarkEnd w:id="32"/>
       <w:r>
@@ -2376,7 +2386,7 @@
         <w:jc w:val="left"/>
         <w:rPr/>
       </w:pPr>
-      <w:bookmarkStart w:id="35" w:name="__RefHeading___Toc1037_3103675090"/>
+      <w:bookmarkStart w:id="35" w:name="__RefHeading___Toc1038_1415579806"/>
       <w:bookmarkStart w:id="36" w:name="X8511c50ea05c053f4af2210ff71dc45263e0551"/>
       <w:bookmarkEnd w:id="35"/>
       <w:r>
@@ -2451,7 +2461,7 @@
         <w:jc w:val="left"/>
         <w:rPr/>
       </w:pPr>
-      <w:bookmarkStart w:id="39" w:name="__RefHeading___Toc1039_3103675090"/>
+      <w:bookmarkStart w:id="39" w:name="__RefHeading___Toc1040_1415579806"/>
       <w:bookmarkStart w:id="40" w:name="metodología"/>
       <w:bookmarkEnd w:id="39"/>
       <w:r>
@@ -2480,7 +2490,7 @@
         <w:jc w:val="left"/>
         <w:rPr/>
       </w:pPr>
-      <w:bookmarkStart w:id="41" w:name="__RefHeading___Toc1041_3103675090"/>
+      <w:bookmarkStart w:id="41" w:name="__RefHeading___Toc1042_1415579806"/>
       <w:bookmarkStart w:id="42" w:name="objetivos"/>
       <w:bookmarkEnd w:id="41"/>
       <w:r>
@@ -2578,7 +2588,7 @@
         <w:jc w:val="left"/>
         <w:rPr/>
       </w:pPr>
-      <w:bookmarkStart w:id="44" w:name="__RefHeading___Toc1043_3103675090"/>
+      <w:bookmarkStart w:id="44" w:name="__RefHeading___Toc1044_1415579806"/>
       <w:bookmarkStart w:id="45" w:name="hipótesis"/>
       <w:bookmarkEnd w:id="44"/>
       <w:r>
@@ -2759,7 +2769,7 @@
         <w:jc w:val="left"/>
         <w:rPr/>
       </w:pPr>
-      <w:bookmarkStart w:id="47" w:name="__RefHeading___Toc1045_3103675090"/>
+      <w:bookmarkStart w:id="47" w:name="__RefHeading___Toc1046_1415579806"/>
       <w:bookmarkStart w:id="48" w:name="población-muestra-y-muestreo"/>
       <w:bookmarkEnd w:id="47"/>
       <w:r>
@@ -2830,7 +2840,7 @@
         <w:jc w:val="left"/>
         <w:rPr/>
       </w:pPr>
-      <w:bookmarkStart w:id="50" w:name="__RefHeading___Toc1047_3103675090"/>
+      <w:bookmarkStart w:id="50" w:name="__RefHeading___Toc1048_1415579806"/>
       <w:bookmarkStart w:id="51" w:name="diseño"/>
       <w:bookmarkEnd w:id="50"/>
       <w:r>
@@ -2871,7 +2881,7 @@
         <w:jc w:val="left"/>
         <w:rPr/>
       </w:pPr>
-      <w:bookmarkStart w:id="53" w:name="__RefHeading___Toc1049_3103675090"/>
+      <w:bookmarkStart w:id="53" w:name="__RefHeading___Toc1050_1415579806"/>
       <w:bookmarkStart w:id="54" w:name="X3a956a43d3fff45f1d8784db15cb28b06e0698e"/>
       <w:bookmarkEnd w:id="53"/>
       <w:r>
@@ -2900,7 +2910,7 @@
         <w:jc w:val="left"/>
         <w:rPr/>
       </w:pPr>
-      <w:bookmarkStart w:id="55" w:name="__RefHeading___Toc1051_3103675090"/>
+      <w:bookmarkStart w:id="55" w:name="__RefHeading___Toc1052_1415579806"/>
       <w:bookmarkStart w:id="56" w:name="X53b0e150eaed7000365d1fe9d50ed396c8d43ba"/>
       <w:bookmarkEnd w:id="55"/>
       <w:r>
@@ -2971,7 +2981,7 @@
         <w:jc w:val="left"/>
         <w:rPr/>
       </w:pPr>
-      <w:bookmarkStart w:id="58" w:name="__RefHeading___Toc1053_3103675090"/>
+      <w:bookmarkStart w:id="58" w:name="__RefHeading___Toc1054_1415579806"/>
       <w:bookmarkStart w:id="59" w:name="X529bf525ae87247c1f779f52131370f0f62662c"/>
       <w:bookmarkEnd w:id="58"/>
       <w:r>
@@ -3022,7 +3032,7 @@
         <w:jc w:val="left"/>
         <w:rPr/>
       </w:pPr>
-      <w:bookmarkStart w:id="61" w:name="__RefHeading___Toc1055_3103675090"/>
+      <w:bookmarkStart w:id="61" w:name="__RefHeading___Toc1056_1415579806"/>
       <w:bookmarkStart w:id="62" w:name="variable-de-control"/>
       <w:bookmarkEnd w:id="61"/>
       <w:r>
@@ -3053,7 +3063,7 @@
         <w:jc w:val="left"/>
         <w:rPr/>
       </w:pPr>
-      <w:bookmarkStart w:id="64" w:name="__RefHeading___Toc1057_3103675090"/>
+      <w:bookmarkStart w:id="64" w:name="__RefHeading___Toc1058_1415579806"/>
       <w:bookmarkStart w:id="65" w:name="descripción-del-instrumento-bozgorailua"/>
       <w:bookmarkEnd w:id="64"/>
       <w:r>
@@ -3106,7 +3116,7 @@
         <w:pStyle w:val="Figuras"/>
         <w:rPr/>
       </w:pPr>
-      <w:bookmarkStart w:id="66" w:name="__RefHeading___Toc1091_3103675090"/>
+      <w:bookmarkStart w:id="66" w:name="__RefHeading___Toc1092_1415579806"/>
       <w:bookmarkEnd w:id="66"/>
       <w:r>
         <w:rPr>
@@ -3196,7 +3206,7 @@
         <w:pStyle w:val="Figuras"/>
         <w:rPr/>
       </w:pPr>
-      <w:bookmarkStart w:id="67" w:name="__RefHeading___Toc1089_3103675090"/>
+      <w:bookmarkStart w:id="67" w:name="__RefHeading___Toc1090_1415579806"/>
       <w:bookmarkEnd w:id="67"/>
       <w:r>
         <w:rPr>
@@ -3294,7 +3304,7 @@
         <w:jc w:val="left"/>
         <w:rPr/>
       </w:pPr>
-      <w:bookmarkStart w:id="68" w:name="__RefHeading___Toc1059_3103675090"/>
+      <w:bookmarkStart w:id="68" w:name="__RefHeading___Toc1060_1415579806"/>
       <w:bookmarkStart w:id="69" w:name="procedimiento-y-cronograma"/>
       <w:bookmarkEnd w:id="68"/>
       <w:r>
@@ -3367,7 +3377,7 @@
         <w:pStyle w:val="TtulodeTDC"/>
         <w:rPr/>
       </w:pPr>
-      <w:bookmarkStart w:id="70" w:name="__RefHeading___Toc1081_3103675090"/>
+      <w:bookmarkStart w:id="70" w:name="__RefHeading___Toc1082_1415579806"/>
       <w:bookmarkEnd w:id="70"/>
       <w:r>
         <w:rPr>
@@ -3826,7 +3836,7 @@
         <w:jc w:val="left"/>
         <w:rPr/>
       </w:pPr>
-      <w:bookmarkStart w:id="71" w:name="__RefHeading___Toc1061_3103675090"/>
+      <w:bookmarkStart w:id="71" w:name="__RefHeading___Toc1062_1415579806"/>
       <w:bookmarkStart w:id="72" w:name="análisis-de-datos"/>
       <w:bookmarkEnd w:id="71"/>
       <w:r>
@@ -3907,7 +3917,7 @@
         <w:jc w:val="left"/>
         <w:rPr/>
       </w:pPr>
-      <w:bookmarkStart w:id="74" w:name="__RefHeading___Toc1063_3103675090"/>
+      <w:bookmarkStart w:id="74" w:name="__RefHeading___Toc1064_1415579806"/>
       <w:bookmarkStart w:id="75" w:name="recursos-humanos-materiales-y-económicos"/>
       <w:bookmarkEnd w:id="74"/>
       <w:r>
@@ -3950,7 +3960,7 @@
         <w:pStyle w:val="TtulodeTDC"/>
         <w:rPr/>
       </w:pPr>
-      <w:bookmarkStart w:id="76" w:name="__RefHeading___Toc1085_3103675090"/>
+      <w:bookmarkStart w:id="76" w:name="__RefHeading___Toc1086_1415579806"/>
       <w:bookmarkEnd w:id="76"/>
       <w:r>
         <w:rPr>
@@ -4522,7 +4532,7 @@
         <w:jc w:val="left"/>
         <w:rPr/>
       </w:pPr>
-      <w:bookmarkStart w:id="77" w:name="__RefHeading___Toc1065_3103675090"/>
+      <w:bookmarkStart w:id="77" w:name="__RefHeading___Toc1066_1415579806"/>
       <w:bookmarkStart w:id="78" w:name="discusión-y-conclusiones"/>
       <w:bookmarkEnd w:id="77"/>
       <w:r>
@@ -4541,7 +4551,7 @@
         <w:jc w:val="left"/>
         <w:rPr/>
       </w:pPr>
-      <w:bookmarkStart w:id="79" w:name="__RefHeading___Toc1067_3103675090"/>
+      <w:bookmarkStart w:id="79" w:name="__RefHeading___Toc1068_1415579806"/>
       <w:bookmarkStart w:id="80" w:name="discusión"/>
       <w:bookmarkEnd w:id="79"/>
       <w:r>
@@ -4682,7 +4692,7 @@
         <w:jc w:val="left"/>
         <w:rPr/>
       </w:pPr>
-      <w:bookmarkStart w:id="82" w:name="__RefHeading___Toc1069_3103675090"/>
+      <w:bookmarkStart w:id="82" w:name="__RefHeading___Toc1070_1415579806"/>
       <w:bookmarkStart w:id="83" w:name="conclusiones-esperadas"/>
       <w:bookmarkEnd w:id="82"/>
       <w:r>
@@ -4763,7 +4773,7 @@
         <w:jc w:val="left"/>
         <w:rPr/>
       </w:pPr>
-      <w:bookmarkStart w:id="85" w:name="__RefHeading___Toc1071_3103675090"/>
+      <w:bookmarkStart w:id="85" w:name="__RefHeading___Toc1072_1415579806"/>
       <w:bookmarkStart w:id="86" w:name="limitaciones-esperadas"/>
       <w:bookmarkEnd w:id="85"/>
       <w:r>
@@ -4864,7 +4874,7 @@
         <w:jc w:val="left"/>
         <w:rPr/>
       </w:pPr>
-      <w:bookmarkStart w:id="88" w:name="__RefHeading___Toc1073_3103675090"/>
+      <w:bookmarkStart w:id="88" w:name="__RefHeading___Toc1074_1415579806"/>
       <w:bookmarkStart w:id="89" w:name="prospectiva"/>
       <w:bookmarkEnd w:id="88"/>
       <w:r>
@@ -4966,7 +4976,7 @@
         <w:jc w:val="left"/>
         <w:rPr/>
       </w:pPr>
-      <w:bookmarkStart w:id="92" w:name="__RefHeading___Toc1075_3103675090"/>
+      <w:bookmarkStart w:id="92" w:name="__RefHeading___Toc1076_1415579806"/>
       <w:bookmarkStart w:id="93" w:name="referencias-bibliográficas"/>
       <w:bookmarkEnd w:id="92"/>
       <w:r>
@@ -5542,7 +5552,7 @@
         <w:jc w:val="left"/>
         <w:rPr/>
       </w:pPr>
-      <w:bookmarkStart w:id="95" w:name="__RefHeading___Toc1077_3103675090"/>
+      <w:bookmarkStart w:id="95" w:name="__RefHeading___Toc1078_1415579806"/>
       <w:bookmarkStart w:id="96" w:name="X3f59ff05da0d932cdd3b48de5b657bf5864e647"/>
       <w:bookmarkEnd w:id="95"/>
       <w:r>
@@ -5575,7 +5585,7 @@
         <w:pStyle w:val="TtulodeTDC"/>
         <w:rPr/>
       </w:pPr>
-      <w:bookmarkStart w:id="97" w:name="__RefHeading___Toc1083_3103675090"/>
+      <w:bookmarkStart w:id="97" w:name="__RefHeading___Toc1084_1415579806"/>
       <w:bookmarkEnd w:id="97"/>
       <w:r>
         <w:rPr>
@@ -6717,7 +6727,7 @@
         <w:jc w:val="left"/>
         <w:rPr/>
       </w:pPr>
-      <w:bookmarkStart w:id="99" w:name="__RefHeading___Toc1079_3103675090"/>
+      <w:bookmarkStart w:id="99" w:name="__RefHeading___Toc1080_1415579806"/>
       <w:bookmarkStart w:id="100" w:name="X31faa7cbfa654f8c712f82bf6245e14c5df2b7b"/>
       <w:bookmarkEnd w:id="99"/>
       <w:r>

--- a/entrega_TFM/TFM_Borja_Goni_Eguia_UNIR.docx
+++ b/entrega_TFM/TFM_Borja_Goni_Eguia_UNIR.docx
@@ -668,7 +668,7 @@
             <w:pStyle w:val="TOC1"/>
             <w:tabs>
               <w:tab w:val="clear" w:pos="708"/>
-              <w:tab w:val="right" w:pos="9070" w:leader="dot"/>
+              <w:tab w:val="right" w:pos="9637" w:leader="dot"/>
             </w:tabs>
             <w:rPr/>
           </w:pPr>
@@ -689,7 +689,7 @@
             </w:rPr>
             <w:fldChar w:fldCharType="separate"/>
           </w:r>
-          <w:hyperlink w:anchor="__RefHeading___Toc1022_1415579806">
+          <w:hyperlink w:anchor="__RefHeading___Toc1022_3023048098">
             <w:bookmarkStart w:id="7" w:name="índice-de-contenidos"/>
             <w:bookmarkEnd w:id="7"/>
             <w:r>
@@ -708,11 +708,11 @@
             <w:pStyle w:val="TOC2"/>
             <w:tabs>
               <w:tab w:val="clear" w:pos="708"/>
-              <w:tab w:val="right" w:pos="9070" w:leader="dot"/>
+              <w:tab w:val="right" w:pos="9637" w:leader="dot"/>
             </w:tabs>
             <w:rPr/>
           </w:pPr>
-          <w:hyperlink w:anchor="__RefHeading___Toc1024_1415579806">
+          <w:hyperlink w:anchor="__RefHeading___Toc1024_3023048098">
             <w:r>
               <w:rPr>
                 <w:webHidden/>
@@ -729,11 +729,11 @@
             <w:pStyle w:val="TOC2"/>
             <w:tabs>
               <w:tab w:val="clear" w:pos="708"/>
-              <w:tab w:val="right" w:pos="9070" w:leader="dot"/>
+              <w:tab w:val="right" w:pos="9637" w:leader="dot"/>
             </w:tabs>
             <w:rPr/>
           </w:pPr>
-          <w:hyperlink w:anchor="__RefHeading___Toc1026_1415579806">
+          <w:hyperlink w:anchor="__RefHeading___Toc1026_3023048098">
             <w:r>
               <w:rPr>
                 <w:webHidden/>
@@ -750,11 +750,11 @@
             <w:pStyle w:val="TOC2"/>
             <w:tabs>
               <w:tab w:val="clear" w:pos="708"/>
-              <w:tab w:val="right" w:pos="9070" w:leader="dot"/>
+              <w:tab w:val="right" w:pos="9637" w:leader="dot"/>
             </w:tabs>
             <w:rPr/>
           </w:pPr>
-          <w:hyperlink w:anchor="__RefHeading___Toc1028_1415579806">
+          <w:hyperlink w:anchor="__RefHeading___Toc1028_3023048098">
             <w:r>
               <w:rPr>
                 <w:webHidden/>
@@ -771,11 +771,11 @@
             <w:pStyle w:val="TOC1"/>
             <w:tabs>
               <w:tab w:val="clear" w:pos="708"/>
-              <w:tab w:val="right" w:pos="9070" w:leader="dot"/>
+              <w:tab w:val="right" w:pos="9637" w:leader="dot"/>
             </w:tabs>
             <w:rPr/>
           </w:pPr>
-          <w:hyperlink w:anchor="__RefHeading___Toc1030_1415579806">
+          <w:hyperlink w:anchor="__RefHeading___Toc1030_3023048098">
             <w:r>
               <w:rPr>
                 <w:webHidden/>
@@ -783,7 +783,7 @@
               </w:rPr>
               <w:t>2. Marco Teórico</w:t>
               <w:tab/>
-              <w:t>14</w:t>
+              <w:t>13</w:t>
             </w:r>
           </w:hyperlink>
         </w:p>
@@ -792,11 +792,11 @@
             <w:pStyle w:val="TOC2"/>
             <w:tabs>
               <w:tab w:val="clear" w:pos="708"/>
-              <w:tab w:val="right" w:pos="9070" w:leader="dot"/>
+              <w:tab w:val="right" w:pos="9637" w:leader="dot"/>
             </w:tabs>
             <w:rPr/>
           </w:pPr>
-          <w:hyperlink w:anchor="__RefHeading___Toc1032_1415579806">
+          <w:hyperlink w:anchor="__RefHeading___Toc1032_3023048098">
             <w:r>
               <w:rPr>
                 <w:webHidden/>
@@ -804,7 +804,7 @@
               </w:rPr>
               <w:t>2.1. La planificación como variable neuropsicológica</w:t>
               <w:tab/>
-              <w:t>14</w:t>
+              <w:t>13</w:t>
             </w:r>
           </w:hyperlink>
         </w:p>
@@ -813,11 +813,11 @@
             <w:pStyle w:val="TOC2"/>
             <w:tabs>
               <w:tab w:val="clear" w:pos="708"/>
-              <w:tab w:val="right" w:pos="9070" w:leader="dot"/>
+              <w:tab w:val="right" w:pos="9637" w:leader="dot"/>
             </w:tabs>
             <w:rPr/>
           </w:pPr>
-          <w:hyperlink w:anchor="__RefHeading___Toc1034_1415579806">
+          <w:hyperlink w:anchor="__RefHeading___Toc1034_3023048098">
             <w:r>
               <w:rPr>
                 <w:webHidden/>
@@ -825,7 +825,7 @@
               </w:rPr>
               <w:t>2.2. Coherencia como variable educativa</w:t>
               <w:tab/>
-              <w:t>18</w:t>
+              <w:t>17</w:t>
             </w:r>
           </w:hyperlink>
         </w:p>
@@ -834,11 +834,11 @@
             <w:pStyle w:val="TOC2"/>
             <w:tabs>
               <w:tab w:val="clear" w:pos="708"/>
-              <w:tab w:val="right" w:pos="9070" w:leader="dot"/>
+              <w:tab w:val="right" w:pos="9637" w:leader="dot"/>
             </w:tabs>
             <w:rPr/>
           </w:pPr>
-          <w:hyperlink w:anchor="__RefHeading___Toc1036_1415579806">
+          <w:hyperlink w:anchor="__RefHeading___Toc1036_3023048098">
             <w:r>
               <w:rPr>
                 <w:webHidden/>
@@ -846,7 +846,7 @@
               </w:rPr>
               <w:t>2.3. Relación entre las variables y estudios previos</w:t>
               <w:tab/>
-              <w:t>22</w:t>
+              <w:t>20</w:t>
             </w:r>
           </w:hyperlink>
         </w:p>
@@ -855,11 +855,11 @@
             <w:pStyle w:val="TOC2"/>
             <w:tabs>
               <w:tab w:val="clear" w:pos="708"/>
-              <w:tab w:val="right" w:pos="9070" w:leader="dot"/>
+              <w:tab w:val="right" w:pos="9637" w:leader="dot"/>
             </w:tabs>
             <w:rPr/>
           </w:pPr>
-          <w:hyperlink w:anchor="__RefHeading___Toc1038_1415579806">
+          <w:hyperlink w:anchor="__RefHeading___Toc1038_3023048098">
             <w:r>
               <w:rPr>
                 <w:webHidden/>
@@ -867,7 +867,7 @@
               </w:rPr>
               <w:t>2.4. BOZGORAILUA: un instrumento digital para la observación de la conducta de planificación en el aula</w:t>
               <w:tab/>
-              <w:t>26</w:t>
+              <w:t>24</w:t>
             </w:r>
           </w:hyperlink>
         </w:p>
@@ -876,11 +876,11 @@
             <w:pStyle w:val="TOC1"/>
             <w:tabs>
               <w:tab w:val="clear" w:pos="708"/>
-              <w:tab w:val="right" w:pos="9070" w:leader="dot"/>
+              <w:tab w:val="right" w:pos="9637" w:leader="dot"/>
             </w:tabs>
             <w:rPr/>
           </w:pPr>
-          <w:hyperlink w:anchor="__RefHeading___Toc1040_1415579806">
+          <w:hyperlink w:anchor="__RefHeading___Toc1040_3023048098">
             <w:r>
               <w:rPr>
                 <w:webHidden/>
@@ -888,7 +888,7 @@
               </w:rPr>
               <w:t>3. Metodología</w:t>
               <w:tab/>
-              <w:t>28</w:t>
+              <w:t>26</w:t>
             </w:r>
           </w:hyperlink>
         </w:p>
@@ -897,11 +897,11 @@
             <w:pStyle w:val="TOC2"/>
             <w:tabs>
               <w:tab w:val="clear" w:pos="708"/>
-              <w:tab w:val="right" w:pos="9070" w:leader="dot"/>
+              <w:tab w:val="right" w:pos="9637" w:leader="dot"/>
             </w:tabs>
             <w:rPr/>
           </w:pPr>
-          <w:hyperlink w:anchor="__RefHeading___Toc1042_1415579806">
+          <w:hyperlink w:anchor="__RefHeading___Toc1042_3023048098">
             <w:r>
               <w:rPr>
                 <w:webHidden/>
@@ -909,7 +909,7 @@
               </w:rPr>
               <w:t>3.1. Objetivos</w:t>
               <w:tab/>
-              <w:t>28</w:t>
+              <w:t>26</w:t>
             </w:r>
           </w:hyperlink>
         </w:p>
@@ -918,11 +918,11 @@
             <w:pStyle w:val="TOC2"/>
             <w:tabs>
               <w:tab w:val="clear" w:pos="708"/>
-              <w:tab w:val="right" w:pos="9070" w:leader="dot"/>
+              <w:tab w:val="right" w:pos="9637" w:leader="dot"/>
             </w:tabs>
             <w:rPr/>
           </w:pPr>
-          <w:hyperlink w:anchor="__RefHeading___Toc1044_1415579806">
+          <w:hyperlink w:anchor="__RefHeading___Toc1044_3023048098">
             <w:r>
               <w:rPr>
                 <w:webHidden/>
@@ -930,7 +930,7 @@
               </w:rPr>
               <w:t>3.2. Hipótesis</w:t>
               <w:tab/>
-              <w:t>29</w:t>
+              <w:t>27</w:t>
             </w:r>
           </w:hyperlink>
         </w:p>
@@ -939,11 +939,11 @@
             <w:pStyle w:val="TOC2"/>
             <w:tabs>
               <w:tab w:val="clear" w:pos="708"/>
-              <w:tab w:val="right" w:pos="9070" w:leader="dot"/>
+              <w:tab w:val="right" w:pos="9637" w:leader="dot"/>
             </w:tabs>
             <w:rPr/>
           </w:pPr>
-          <w:hyperlink w:anchor="__RefHeading___Toc1046_1415579806">
+          <w:hyperlink w:anchor="__RefHeading___Toc1046_3023048098">
             <w:r>
               <w:rPr>
                 <w:webHidden/>
@@ -951,7 +951,7 @@
               </w:rPr>
               <w:t>3.3. Población, muestra y muestreo</w:t>
               <w:tab/>
-              <w:t>31</w:t>
+              <w:t>29</w:t>
             </w:r>
           </w:hyperlink>
         </w:p>
@@ -960,11 +960,11 @@
             <w:pStyle w:val="TOC2"/>
             <w:tabs>
               <w:tab w:val="clear" w:pos="708"/>
-              <w:tab w:val="right" w:pos="9070" w:leader="dot"/>
+              <w:tab w:val="right" w:pos="9637" w:leader="dot"/>
             </w:tabs>
             <w:rPr/>
           </w:pPr>
-          <w:hyperlink w:anchor="__RefHeading___Toc1048_1415579806">
+          <w:hyperlink w:anchor="__RefHeading___Toc1048_3023048098">
             <w:r>
               <w:rPr>
                 <w:webHidden/>
@@ -972,7 +972,7 @@
               </w:rPr>
               <w:t>3.4. Diseño</w:t>
               <w:tab/>
-              <w:t>32</w:t>
+              <w:t>30</w:t>
             </w:r>
           </w:hyperlink>
         </w:p>
@@ -981,11 +981,11 @@
             <w:pStyle w:val="TOC2"/>
             <w:tabs>
               <w:tab w:val="clear" w:pos="708"/>
-              <w:tab w:val="right" w:pos="9070" w:leader="dot"/>
+              <w:tab w:val="right" w:pos="9637" w:leader="dot"/>
             </w:tabs>
             <w:rPr/>
           </w:pPr>
-          <w:hyperlink w:anchor="__RefHeading___Toc1050_1415579806">
+          <w:hyperlink w:anchor="__RefHeading___Toc1050_3023048098">
             <w:r>
               <w:rPr>
                 <w:webHidden/>
@@ -993,7 +993,7 @@
               </w:rPr>
               <w:t>3.5. Variables medidas e instrumentos aplicados</w:t>
               <w:tab/>
-              <w:t>33</w:t>
+              <w:t>31</w:t>
             </w:r>
           </w:hyperlink>
         </w:p>
@@ -1002,11 +1002,11 @@
             <w:pStyle w:val="TOC3"/>
             <w:tabs>
               <w:tab w:val="clear" w:pos="708"/>
-              <w:tab w:val="right" w:pos="9070" w:leader="dot"/>
+              <w:tab w:val="right" w:pos="9637" w:leader="dot"/>
             </w:tabs>
             <w:rPr/>
           </w:pPr>
-          <w:hyperlink w:anchor="__RefHeading___Toc1052_1415579806">
+          <w:hyperlink w:anchor="__RefHeading___Toc1052_3023048098">
             <w:r>
               <w:rPr>
                 <w:webHidden/>
@@ -1014,7 +1014,7 @@
               </w:rPr>
               <w:t>3.5.1. Variables independientes neuropsicológicas: dimensiones de la conducta de planificación</w:t>
               <w:tab/>
-              <w:t>33</w:t>
+              <w:t>31</w:t>
             </w:r>
           </w:hyperlink>
         </w:p>
@@ -1023,11 +1023,11 @@
             <w:pStyle w:val="TOC3"/>
             <w:tabs>
               <w:tab w:val="clear" w:pos="708"/>
-              <w:tab w:val="right" w:pos="9070" w:leader="dot"/>
+              <w:tab w:val="right" w:pos="9637" w:leader="dot"/>
             </w:tabs>
             <w:rPr/>
           </w:pPr>
-          <w:hyperlink w:anchor="__RefHeading___Toc1054_1415579806">
+          <w:hyperlink w:anchor="__RefHeading___Toc1054_3023048098">
             <w:r>
               <w:rPr>
                 <w:webHidden/>
@@ -1035,7 +1035,7 @@
               </w:rPr>
               <w:t>3.5.2. Variable dependiente educativa: coherencia y cohesión textual</w:t>
               <w:tab/>
-              <w:t>34</w:t>
+              <w:t>32</w:t>
             </w:r>
           </w:hyperlink>
         </w:p>
@@ -1044,11 +1044,11 @@
             <w:pStyle w:val="TOC3"/>
             <w:tabs>
               <w:tab w:val="clear" w:pos="708"/>
-              <w:tab w:val="right" w:pos="9070" w:leader="dot"/>
+              <w:tab w:val="right" w:pos="9637" w:leader="dot"/>
             </w:tabs>
             <w:rPr/>
           </w:pPr>
-          <w:hyperlink w:anchor="__RefHeading___Toc1056_1415579806">
+          <w:hyperlink w:anchor="__RefHeading___Toc1056_3023048098">
             <w:r>
               <w:rPr>
                 <w:webHidden/>
@@ -1056,7 +1056,7 @@
               </w:rPr>
               <w:t>3.5.3. Variable de control</w:t>
               <w:tab/>
-              <w:t>35</w:t>
+              <w:t>33</w:t>
             </w:r>
           </w:hyperlink>
         </w:p>
@@ -1065,11 +1065,11 @@
             <w:pStyle w:val="TOC3"/>
             <w:tabs>
               <w:tab w:val="clear" w:pos="708"/>
-              <w:tab w:val="right" w:pos="9070" w:leader="dot"/>
+              <w:tab w:val="right" w:pos="9637" w:leader="dot"/>
             </w:tabs>
             <w:rPr/>
           </w:pPr>
-          <w:hyperlink w:anchor="__RefHeading___Toc1058_1415579806">
+          <w:hyperlink w:anchor="__RefHeading___Toc1058_3023048098">
             <w:r>
               <w:rPr>
                 <w:webHidden/>
@@ -1077,7 +1077,7 @@
               </w:rPr>
               <w:t>3.5.4. Descripción del instrumento: BOZGORAILUA</w:t>
               <w:tab/>
-              <w:t>36</w:t>
+              <w:t>33</w:t>
             </w:r>
           </w:hyperlink>
         </w:p>
@@ -1086,11 +1086,11 @@
             <w:pStyle w:val="TOC2"/>
             <w:tabs>
               <w:tab w:val="clear" w:pos="708"/>
-              <w:tab w:val="right" w:pos="9070" w:leader="dot"/>
+              <w:tab w:val="right" w:pos="9637" w:leader="dot"/>
             </w:tabs>
             <w:rPr/>
           </w:pPr>
-          <w:hyperlink w:anchor="__RefHeading___Toc1060_1415579806">
+          <w:hyperlink w:anchor="__RefHeading___Toc1060_3023048098">
             <w:r>
               <w:rPr>
                 <w:webHidden/>
@@ -1098,7 +1098,7 @@
               </w:rPr>
               <w:t>3.6. Procedimiento y cronograma</w:t>
               <w:tab/>
-              <w:t>38</w:t>
+              <w:t>35</w:t>
             </w:r>
           </w:hyperlink>
         </w:p>
@@ -1107,11 +1107,11 @@
             <w:pStyle w:val="TOC2"/>
             <w:tabs>
               <w:tab w:val="clear" w:pos="708"/>
-              <w:tab w:val="right" w:pos="9070" w:leader="dot"/>
+              <w:tab w:val="right" w:pos="9637" w:leader="dot"/>
             </w:tabs>
             <w:rPr/>
           </w:pPr>
-          <w:hyperlink w:anchor="__RefHeading___Toc1062_1415579806">
+          <w:hyperlink w:anchor="__RefHeading___Toc1062_3023048098">
             <w:r>
               <w:rPr>
                 <w:webHidden/>
@@ -1119,7 +1119,7 @@
               </w:rPr>
               <w:t>3.7. Análisis de datos</w:t>
               <w:tab/>
-              <w:t>40</w:t>
+              <w:t>37</w:t>
             </w:r>
           </w:hyperlink>
         </w:p>
@@ -1128,11 +1128,11 @@
             <w:pStyle w:val="TOC2"/>
             <w:tabs>
               <w:tab w:val="clear" w:pos="708"/>
-              <w:tab w:val="right" w:pos="9070" w:leader="dot"/>
+              <w:tab w:val="right" w:pos="9637" w:leader="dot"/>
             </w:tabs>
             <w:rPr/>
           </w:pPr>
-          <w:hyperlink w:anchor="__RefHeading___Toc1064_1415579806">
+          <w:hyperlink w:anchor="__RefHeading___Toc1064_3023048098">
             <w:r>
               <w:rPr>
                 <w:webHidden/>
@@ -1140,7 +1140,7 @@
               </w:rPr>
               <w:t>3.8. Recursos humanos, materiales y económicos</w:t>
               <w:tab/>
-              <w:t>42</w:t>
+              <w:t>38</w:t>
             </w:r>
           </w:hyperlink>
         </w:p>
@@ -1149,11 +1149,11 @@
             <w:pStyle w:val="TOC1"/>
             <w:tabs>
               <w:tab w:val="clear" w:pos="708"/>
-              <w:tab w:val="right" w:pos="9070" w:leader="dot"/>
+              <w:tab w:val="right" w:pos="9637" w:leader="dot"/>
             </w:tabs>
             <w:rPr/>
           </w:pPr>
-          <w:hyperlink w:anchor="__RefHeading___Toc1066_1415579806">
+          <w:hyperlink w:anchor="__RefHeading___Toc1066_3023048098">
             <w:r>
               <w:rPr>
                 <w:webHidden/>
@@ -1161,7 +1161,7 @@
               </w:rPr>
               <w:t>4. Discusión y Conclusiones</w:t>
               <w:tab/>
-              <w:t>44</w:t>
+              <w:t>40</w:t>
             </w:r>
           </w:hyperlink>
         </w:p>
@@ -1170,11 +1170,11 @@
             <w:pStyle w:val="TOC2"/>
             <w:tabs>
               <w:tab w:val="clear" w:pos="708"/>
-              <w:tab w:val="right" w:pos="9070" w:leader="dot"/>
+              <w:tab w:val="right" w:pos="9637" w:leader="dot"/>
             </w:tabs>
             <w:rPr/>
           </w:pPr>
-          <w:hyperlink w:anchor="__RefHeading___Toc1068_1415579806">
+          <w:hyperlink w:anchor="__RefHeading___Toc1068_3023048098">
             <w:r>
               <w:rPr>
                 <w:webHidden/>
@@ -1182,7 +1182,7 @@
               </w:rPr>
               <w:t>4.1. Discusión</w:t>
               <w:tab/>
-              <w:t>44</w:t>
+              <w:t>40</w:t>
             </w:r>
           </w:hyperlink>
         </w:p>
@@ -1191,11 +1191,11 @@
             <w:pStyle w:val="TOC2"/>
             <w:tabs>
               <w:tab w:val="clear" w:pos="708"/>
-              <w:tab w:val="right" w:pos="9070" w:leader="dot"/>
+              <w:tab w:val="right" w:pos="9637" w:leader="dot"/>
             </w:tabs>
             <w:rPr/>
           </w:pPr>
-          <w:hyperlink w:anchor="__RefHeading___Toc1070_1415579806">
+          <w:hyperlink w:anchor="__RefHeading___Toc1070_3023048098">
             <w:r>
               <w:rPr>
                 <w:webHidden/>
@@ -1203,7 +1203,7 @@
               </w:rPr>
               <w:t>4.2. Conclusiones esperadas</w:t>
               <w:tab/>
-              <w:t>48</w:t>
+              <w:t>44</w:t>
             </w:r>
           </w:hyperlink>
         </w:p>
@@ -1212,11 +1212,11 @@
             <w:pStyle w:val="TOC2"/>
             <w:tabs>
               <w:tab w:val="clear" w:pos="708"/>
-              <w:tab w:val="right" w:pos="9070" w:leader="dot"/>
+              <w:tab w:val="right" w:pos="9637" w:leader="dot"/>
             </w:tabs>
             <w:rPr/>
           </w:pPr>
-          <w:hyperlink w:anchor="__RefHeading___Toc1072_1415579806">
+          <w:hyperlink w:anchor="__RefHeading___Toc1072_3023048098">
             <w:r>
               <w:rPr>
                 <w:webHidden/>
@@ -1224,7 +1224,7 @@
               </w:rPr>
               <w:t>4.3. Limitaciones esperadas</w:t>
               <w:tab/>
-              <w:t>50</w:t>
+              <w:t>45</w:t>
             </w:r>
           </w:hyperlink>
         </w:p>
@@ -1233,11 +1233,11 @@
             <w:pStyle w:val="TOC2"/>
             <w:tabs>
               <w:tab w:val="clear" w:pos="708"/>
-              <w:tab w:val="right" w:pos="9070" w:leader="dot"/>
+              <w:tab w:val="right" w:pos="9637" w:leader="dot"/>
             </w:tabs>
             <w:rPr/>
           </w:pPr>
-          <w:hyperlink w:anchor="__RefHeading___Toc1074_1415579806">
+          <w:hyperlink w:anchor="__RefHeading___Toc1074_3023048098">
             <w:r>
               <w:rPr>
                 <w:webHidden/>
@@ -1245,7 +1245,7 @@
               </w:rPr>
               <w:t>4.4. Prospectiva</w:t>
               <w:tab/>
-              <w:t>51</w:t>
+              <w:t>47</w:t>
             </w:r>
           </w:hyperlink>
         </w:p>
@@ -1254,11 +1254,11 @@
             <w:pStyle w:val="TOC1"/>
             <w:tabs>
               <w:tab w:val="clear" w:pos="708"/>
-              <w:tab w:val="right" w:pos="9070" w:leader="dot"/>
+              <w:tab w:val="right" w:pos="9637" w:leader="dot"/>
             </w:tabs>
             <w:rPr/>
           </w:pPr>
-          <w:hyperlink w:anchor="__RefHeading___Toc1076_1415579806">
+          <w:hyperlink w:anchor="__RefHeading___Toc1076_3023048098">
             <w:r>
               <w:rPr>
                 <w:webHidden/>
@@ -1266,7 +1266,7 @@
               </w:rPr>
               <w:t>Referencias bibliográficas</w:t>
               <w:tab/>
-              <w:t>54</w:t>
+              <w:t>49</w:t>
             </w:r>
           </w:hyperlink>
         </w:p>
@@ -1275,11 +1275,11 @@
             <w:pStyle w:val="TOC1"/>
             <w:tabs>
               <w:tab w:val="clear" w:pos="708"/>
-              <w:tab w:val="right" w:pos="9070" w:leader="dot"/>
+              <w:tab w:val="right" w:pos="9637" w:leader="dot"/>
             </w:tabs>
             <w:rPr/>
           </w:pPr>
-          <w:hyperlink w:anchor="__RefHeading___Toc1078_1415579806">
+          <w:hyperlink w:anchor="__RefHeading___Toc1078_3023048098">
             <w:r>
               <w:rPr>
                 <w:webHidden/>
@@ -1287,7 +1287,7 @@
               </w:rPr>
               <w:t>Anexo A. Rúbrica analítica de coherencia y cohesión textual</w:t>
               <w:tab/>
-              <w:t>59</w:t>
+              <w:t>54</w:t>
             </w:r>
           </w:hyperlink>
         </w:p>
@@ -1296,11 +1296,11 @@
             <w:pStyle w:val="TOC1"/>
             <w:tabs>
               <w:tab w:val="clear" w:pos="708"/>
-              <w:tab w:val="right" w:pos="9070" w:leader="dot"/>
+              <w:tab w:val="right" w:pos="9637" w:leader="dot"/>
             </w:tabs>
             <w:rPr/>
           </w:pPr>
-          <w:hyperlink w:anchor="__RefHeading___Toc1080_1415579806">
+          <w:hyperlink w:anchor="__RefHeading___Toc1080_3023048098">
             <w:r>
               <w:rPr>
                 <w:webHidden/>
@@ -1308,7 +1308,7 @@
               </w:rPr>
               <w:t>Anexo B. Capturas de pantalla de BOZGORAILUA: secuencia completa de fases</w:t>
               <w:tab/>
-              <w:t>61</w:t>
+              <w:t>56</w:t>
             </w:r>
           </w:hyperlink>
           <w:r>
@@ -1349,7 +1349,7 @@
             <w:pStyle w:val="TOC1"/>
             <w:tabs>
               <w:tab w:val="clear" w:pos="708"/>
-              <w:tab w:val="right" w:pos="9070" w:leader="dot"/>
+              <w:tab w:val="right" w:pos="9637" w:leader="dot"/>
             </w:tabs>
             <w:rPr/>
           </w:pPr>
@@ -1370,7 +1370,7 @@
             </w:rPr>
             <w:fldChar w:fldCharType="separate"/>
           </w:r>
-          <w:hyperlink w:anchor="__RefHeading___Toc1082_1415579806">
+          <w:hyperlink w:anchor="__RefHeading___Toc1082_3023048098">
             <w:bookmarkStart w:id="9" w:name="índice-de-tablas"/>
             <w:bookmarkEnd w:id="9"/>
             <w:r>
@@ -1393,7 +1393,7 @@
                 <w:rStyle w:val="IndexLink"/>
               </w:rPr>
               <w:tab/>
-              <w:t>39</w:t>
+              <w:t>36</w:t>
             </w:r>
           </w:hyperlink>
         </w:p>
@@ -1402,11 +1402,11 @@
             <w:pStyle w:val="TOC1"/>
             <w:tabs>
               <w:tab w:val="clear" w:pos="708"/>
-              <w:tab w:val="right" w:pos="9070" w:leader="dot"/>
+              <w:tab w:val="right" w:pos="9637" w:leader="dot"/>
             </w:tabs>
             <w:rPr/>
           </w:pPr>
-          <w:hyperlink w:anchor="__RefHeading___Toc1086_1415579806">
+          <w:hyperlink w:anchor="__RefHeading___Toc1086_3023048098">
             <w:r>
               <w:rPr>
                 <w:webHidden/>
@@ -1427,7 +1427,7 @@
                 <w:rStyle w:val="IndexLink"/>
               </w:rPr>
               <w:tab/>
-              <w:t>42</w:t>
+              <w:t>39</w:t>
             </w:r>
           </w:hyperlink>
         </w:p>
@@ -1436,11 +1436,11 @@
             <w:pStyle w:val="TOC1"/>
             <w:tabs>
               <w:tab w:val="clear" w:pos="708"/>
-              <w:tab w:val="right" w:pos="9070" w:leader="dot"/>
+              <w:tab w:val="right" w:pos="9637" w:leader="dot"/>
             </w:tabs>
             <w:rPr/>
           </w:pPr>
-          <w:hyperlink w:anchor="__RefHeading___Toc1084_1415579806">
+          <w:hyperlink w:anchor="__RefHeading___Toc1084_3023048098">
             <w:r>
               <w:rPr>
                 <w:webHidden/>
@@ -1461,7 +1461,7 @@
                 <w:rStyle w:val="IndexLink"/>
               </w:rPr>
               <w:tab/>
-              <w:t>59</w:t>
+              <w:t>54</w:t>
             </w:r>
           </w:hyperlink>
           <w:r>
@@ -1502,7 +1502,7 @@
             <w:pStyle w:val="TOC1"/>
             <w:tabs>
               <w:tab w:val="clear" w:pos="708"/>
-              <w:tab w:val="right" w:pos="9070" w:leader="dot"/>
+              <w:tab w:val="right" w:pos="9637" w:leader="dot"/>
             </w:tabs>
             <w:rPr/>
           </w:pPr>
@@ -1523,7 +1523,7 @@
             </w:rPr>
             <w:fldChar w:fldCharType="separate"/>
           </w:r>
-          <w:hyperlink w:anchor="__RefHeading___Toc1088_1415579806">
+          <w:hyperlink w:anchor="__RefHeading___Toc1088_3023048098">
             <w:bookmarkStart w:id="11" w:name="índice-de-figuras"/>
             <w:bookmarkEnd w:id="11"/>
             <w:r>
@@ -1546,7 +1546,7 @@
                 <w:rStyle w:val="IndexLink"/>
               </w:rPr>
               <w:tab/>
-              <w:t>18</w:t>
+              <w:t>17</w:t>
             </w:r>
           </w:hyperlink>
         </w:p>
@@ -1555,11 +1555,11 @@
             <w:pStyle w:val="TOC1"/>
             <w:tabs>
               <w:tab w:val="clear" w:pos="708"/>
-              <w:tab w:val="right" w:pos="9070" w:leader="dot"/>
+              <w:tab w:val="right" w:pos="9637" w:leader="dot"/>
             </w:tabs>
             <w:rPr/>
           </w:pPr>
-          <w:hyperlink w:anchor="__RefHeading___Toc1092_1415579806">
+          <w:hyperlink w:anchor="__RefHeading___Toc1092_3023048098">
             <w:r>
               <w:rPr>
                 <w:webHidden/>
@@ -1580,7 +1580,7 @@
                 <w:rStyle w:val="IndexLink"/>
               </w:rPr>
               <w:tab/>
-              <w:t>37</w:t>
+              <w:t>34</w:t>
             </w:r>
           </w:hyperlink>
         </w:p>
@@ -1589,11 +1589,11 @@
             <w:pStyle w:val="TOC1"/>
             <w:tabs>
               <w:tab w:val="clear" w:pos="708"/>
-              <w:tab w:val="right" w:pos="9070" w:leader="dot"/>
+              <w:tab w:val="right" w:pos="9637" w:leader="dot"/>
             </w:tabs>
             <w:rPr/>
           </w:pPr>
-          <w:hyperlink w:anchor="__RefHeading___Toc1090_1415579806">
+          <w:hyperlink w:anchor="__RefHeading___Toc1090_3023048098">
             <w:r>
               <w:rPr>
                 <w:webHidden/>
@@ -1614,7 +1614,7 @@
                 <w:rStyle w:val="IndexLink"/>
               </w:rPr>
               <w:tab/>
-              <w:t>37</w:t>
+              <w:t>34</w:t>
             </w:r>
           </w:hyperlink>
           <w:r>
@@ -1639,7 +1639,7 @@
       <w:r>
         <w:br w:type="page"/>
       </w:r>
-      <w:bookmarkStart w:id="12" w:name="__RefHeading___Toc1022_1415579806"/>
+      <w:bookmarkStart w:id="12" w:name="__RefHeading___Toc1022_3023048098"/>
       <w:bookmarkStart w:id="13" w:name="introducción"/>
       <w:bookmarkEnd w:id="12"/>
       <w:r>
@@ -1658,7 +1658,7 @@
         <w:jc w:val="left"/>
         <w:rPr/>
       </w:pPr>
-      <w:bookmarkStart w:id="14" w:name="__RefHeading___Toc1024_1415579806"/>
+      <w:bookmarkStart w:id="14" w:name="__RefHeading___Toc1024_3023048098"/>
       <w:bookmarkStart w:id="15" w:name="justificación-del-tema-elegido"/>
       <w:bookmarkEnd w:id="14"/>
       <w:r>
@@ -1673,7 +1673,7 @@
       </w:pPr>
       <w:r>
         <w:rPr/>
-        <w:t>La escritura constituye una de las competencias fundamentales que vertebran el currículo de lengua extranjera en la Educación Secundaria Obligatoria (Flower y Hayes, 1981). Dentro de esta competencia, la planificación textual ocupa un lugar destacado tanto en los marcos de referencia internacionales como en la normativa educativa vigente. El Marco Común Europeo de Referencia para las Lenguas, publicado por el Consejo de Europa en 2001 y ampliado en 2020 con su Companion Volume, incluye descriptores específicos para la fase de planificación en la producción escrita, estableciendo que el alumnado de niveles A2 y B1 debe ser capaz de organizar sus ideas de forma básica antes de redactar un texto. Conviene tener en cuenta, empero, que el CEFR surge como instrumento de armonización de la política lingüística europea en el contexto posterior a 1991, con el objetivo prioritario de facilitar la movilidad y el reconocimiento mutuo de competencias entre estados miembros. Sus descriptores definen niveles de competencia comunicativa, pero no prescriben metodologías de enseñanza ni instrumentos de evaluación objetivos; esa tarea queda delegada en las administraciones educativas y, en última instancia, claro, en el profesorado. Del mismo modo, el Decreto 77/2023 del Gobierno Vasco, por el que se establece el currículo de la Educación Básica (Derrigorrezko Bigarren Hezkuntza), nombra explícitamente los procesos de planificación, ejecución, control y reparación como componentes evaluables de la competencia comunicativa en lenguas extranjeras.</w:t>
+        <w:t>La escritura constituye una de las competencias fundamentales que vertebran el currículo de lengua extranjera en la Educación Secundaria Obligatoria (Flower y Hayes, 1981). Dentro de esta competencia, la planificación textual ocupa un lugar destacado tanto en los marcos de referencia internacionales como en la normativa educativa vigente. El Marco Común Europeo de Referencia para las Lenguas, publicado por el Consejo de Europa en 2001 y ampliado en 2020 con su Companion Volume, incluye descriptores específicos para la fase de planificación en la producción escrita, estableciendo que el alumnado de niveles A2 y B1 debe ser capaz de organizar sus ideas de forma básica antes de redactar un texto. Sus descriptores definen niveles de competencia comunicativa, pero no prescriben metodologías de enseñanza ni instrumentos de evaluación objetivos; esa tarea queda delegada en las administraciones educativas y, en última instancia, en el profesorado. Del mismo modo, el Decreto 77/2023 del Gobierno Vasco, por el que se establece el currículo de la Educación Básica (Derrigorrezko Bigarren Hezkuntza), nombra explícitamente los procesos de planificación, ejecución, control y reparación como componentes evaluables de la competencia comunicativa en lenguas extranjeras.</w:t>
       </w:r>
     </w:p>
     <w:p>
@@ -1729,7 +1729,7 @@
         <w:jc w:val="left"/>
         <w:rPr/>
       </w:pPr>
-      <w:bookmarkStart w:id="17" w:name="__RefHeading___Toc1026_1415579806"/>
+      <w:bookmarkStart w:id="17" w:name="__RefHeading___Toc1026_3023048098"/>
       <w:bookmarkStart w:id="18" w:name="problema-y-finalidad-del-trabajo"/>
       <w:bookmarkEnd w:id="17"/>
       <w:r>
@@ -1780,7 +1780,7 @@
         <w:jc w:val="left"/>
         <w:rPr/>
       </w:pPr>
-      <w:bookmarkStart w:id="20" w:name="__RefHeading___Toc1028_1415579806"/>
+      <w:bookmarkStart w:id="20" w:name="__RefHeading___Toc1028_3023048098"/>
       <w:bookmarkStart w:id="21" w:name="objetivos-del-tfe"/>
       <w:bookmarkEnd w:id="20"/>
       <w:r>
@@ -1895,7 +1895,7 @@
         <w:jc w:val="left"/>
         <w:rPr/>
       </w:pPr>
-      <w:bookmarkStart w:id="24" w:name="__RefHeading___Toc1030_1415579806"/>
+      <w:bookmarkStart w:id="24" w:name="__RefHeading___Toc1030_3023048098"/>
       <w:bookmarkStart w:id="25" w:name="marco-teórico"/>
       <w:bookmarkEnd w:id="24"/>
       <w:r>
@@ -1924,7 +1924,7 @@
         <w:jc w:val="left"/>
         <w:rPr/>
       </w:pPr>
-      <w:bookmarkStart w:id="26" w:name="__RefHeading___Toc1032_1415579806"/>
+      <w:bookmarkStart w:id="26" w:name="__RefHeading___Toc1032_3023048098"/>
       <w:bookmarkStart w:id="27" w:name="X60eef954ee963db59654a381d5bee5ab339717d"/>
       <w:bookmarkEnd w:id="26"/>
       <w:r>
@@ -2047,7 +2047,7 @@
         <w:pStyle w:val="Figuras"/>
         <w:rPr/>
       </w:pPr>
-      <w:bookmarkStart w:id="28" w:name="__RefHeading___Toc1088_1415579806"/>
+      <w:bookmarkStart w:id="28" w:name="__RefHeading___Toc1088_3023048098"/>
       <w:bookmarkEnd w:id="28"/>
       <w:r>
         <w:rPr>
@@ -2144,7 +2144,7 @@
         <w:jc w:val="left"/>
         <w:rPr/>
       </w:pPr>
-      <w:bookmarkStart w:id="29" w:name="__RefHeading___Toc1034_1415579806"/>
+      <w:bookmarkStart w:id="29" w:name="__RefHeading___Toc1034_3023048098"/>
       <w:bookmarkStart w:id="30" w:name="coherencia-como-variable-educativa"/>
       <w:bookmarkEnd w:id="29"/>
       <w:r>
@@ -2189,7 +2189,7 @@
       </w:pPr>
       <w:r>
         <w:rPr/>
-        <w:t>La mayor parte de la investigación sobre planificación en L2 (revisada en el apartado 2.3) ha utilizado métricas de complejidad, precisión y fluidez (el llamado marco CAF: Complexity, Accuracy, Fluency) para evaluar la calidad del texto producido. Sin embargo, estas métricas captan aspectos predominantemente lingüísticos y no agotan las dimensiones de la calidad textual que resultan relevantes para la evaluación docente. Crossley y McNamara (2010) mostraron que las evaluaciones expertas de la calidad de escritura correlacionan más fuertemente con indicadores de coherencia y cohesión que con indicadores puramente léxicos o sintácticos, lo que sugiere que estas dimensiones captan aspectos de la calidad textual que las métricas CAF no reflejan adecuadamente. La conexión teórica entre planificación y coherencia resulta, en principio, directa: un texto cuya estructura ha sido pensada antes de la redacción tiene más posibilidades de mantener una progresión temática consistente, una jerarquía de ideas clara y un uso apropiado de conectores discursivos que un texto compuesto linealmente sin planificación previa. No obstante, esta conexión ha sido menos investigada empíricamente que la relación entre planificación y métricas CAF.</w:t>
+        <w:t>Crossley y McNamara (2010) mostraron que las evaluaciones expertas de la calidad de escritura correlacionan más fuertemente con indicadores de coherencia y cohesión que con indicadores puramente léxicos o sintácticos, lo que sugiere que estas dimensiones captan aspectos de la calidad textual que las métricas de complejidad, precisión y fluidez (el marco CAF: Complexity, Accuracy, Fluency), predominantes en la investigación sobre planificación en L2, no reflejan adecuadamente.</w:t>
       </w:r>
     </w:p>
     <w:p>
@@ -2240,7 +2240,7 @@
       <w:bookmarkStart w:id="31" w:name="coherencia-como-variable-educativa"/>
       <w:r>
         <w:rPr/>
-        <w:t>Por último, y en nuestro contexto particular, parece de vital importancia tener en cuenta qué perfil multilingüe tenemos en nuestras aulas de Arratzu, zona vascófona de uso alto. Es por esto que conviene recordar que Connor (1990) señaló que las medidas de coherencia textual en escritura persuasiva y argumentativa son culturalmente sensibles y dependen del contexto educativo en el que se aplican. Esta observación es pertinente para el presente estudio, como señalábamos, ya que se desarrolla en un contexto educativo trilingüe (euskera, castellano e inglés) en el que el alumnado escribe en inglés como tercera lengua y no como segunda, lo que puede añadir una capa adicional de complejidad a los procesos de planificación y formulación. </w:t>
+        <w:t>Conviene tener en cuenta, por último, el perfil multilingüe del alumnado. Connor (1990) señaló que las medidas de coherencia textual en escritura persuasiva y argumentativa son culturalmente sensibles y dependen del contexto educativo en el que se aplican. Esta observación es pertinente para el presente estudio, que se desarrolla en un contexto educativo trilingüe (euskera, castellano e inglés) en el que el alumnado escribe en inglés como tercera lengua y no como segunda, lo que puede añadir una capa adicional de complejidad a los procesos de planificación y formulación.</w:t>
       </w:r>
       <w:bookmarkEnd w:id="31"/>
     </w:p>
@@ -2255,7 +2255,7 @@
         <w:jc w:val="left"/>
         <w:rPr/>
       </w:pPr>
-      <w:bookmarkStart w:id="32" w:name="__RefHeading___Toc1036_1415579806"/>
+      <w:bookmarkStart w:id="32" w:name="__RefHeading___Toc1036_3023048098"/>
       <w:bookmarkStart w:id="33" w:name="X1c27a951722c8a4140b142771fc8eedef541425"/>
       <w:bookmarkEnd w:id="32"/>
       <w:r>
@@ -2270,27 +2270,27 @@
       </w:pPr>
       <w:r>
         <w:rPr/>
-        <w:t>La relación entre planificación previa y calidad del texto fue establecida inicialmente en escritura en lengua materna. El metaanálisis de Graham y Perin (2007), que sintetizó la investigación experimental sobre instrucción de escritura con adolescentes en L1, encontró que las actividades de planificación previa tenían un efecto positivo y moderado sobre la calidad de los textos producidos. La investigación en L2 ha extendido estos hallazgos al contexto de la escritura en lengua extranjera, donde la carga cognitiva adicional del procesamiento lingüístico hace la planificación aún más relevante. </w:t>
-      </w:r>
-    </w:p>
-    <w:p>
-      <w:pPr>
-        <w:pStyle w:val="BodyText"/>
-        <w:rPr/>
-      </w:pPr>
-      <w:r>
-        <w:rPr/>
-        <w:t>La relación entre funciones ejecutivas y rendimiento académico ha sido ampliamente documentada. Zelazo et al. (2016) ofrecen una revisión comprehensiva de la evidencia que vincula las habilidades ejecutivas con el aprendizaje escolar. Destacan, así, que las funciones ejecutivas predicen el rendimiento académico por encima de la inteligencia general. Peters (2020) extiende esta evidencia al período de la adolescencia, y señala que las funciones ejecutivas continúan desarrollándose y contribuyendo al rendimiento escolar durante toda la Educación Secundaria. Estos hallazgos apuntan a que las dificultades que muchos adolescentes muestran en tareas complejas de escritura no se explican únicamente por un déficit de conocimiento lingüístico, sino también por el grado de maduración de las funciones ejecutivas que soportan esos procesos. </w:t>
-      </w:r>
-    </w:p>
-    <w:p>
-      <w:pPr>
-        <w:pStyle w:val="BodyText"/>
-        <w:rPr/>
-      </w:pPr>
-      <w:r>
-        <w:rPr/>
-        <w:t>La relación específica entre funciones ejecutivas y escritura ha sido objeto de una revisión sistemática reciente (Ruffini et al., 2024), que analizó 26 estudios empíricos siguiendo las directrices PRISMA. Los resultados indican que, de los componentes ejecutivos estudiados, la memoria de trabajo es el que muestra una relación más consistente con las habilidades de escritura. No obstante, la revisión también confirma la implicación de la inhibición, la flexibilidad cognitiva y la planificación, con un papel que varía en función del proceso de escritura considerado. Los autores señalan que la planificación ha sido comparativamente menos estudiada que la memoria de trabajo en relación con la escritura, a pesar de su relevancia teórica. Este desequilibrio puede deberse, al menos en parte, a la dificultad de medir la planificación de forma aislada en tareas de escritura ecológicamente válidas. </w:t>
+        <w:t>La relación entre planificación previa y calidad del texto fue establecida inicialmente en escritura en lengua materna. El metaanálisis de Graham y Perin (2007), que sintetizó la investigación experimental sobre instrucción de escritura con adolescentes en L1, encontró que las actividades de planificación previa tenían un efecto positivo y moderado sobre la calidad de los textos producidos. La investigación en L2 ha extendido estos hallazgos al contexto de la escritura en lengua extranjera, donde la carga cognitiva adicional del procesamiento lingüístico hace la planificación aún más relevante.</w:t>
+      </w:r>
+    </w:p>
+    <w:p>
+      <w:pPr>
+        <w:pStyle w:val="BodyText"/>
+        <w:rPr/>
+      </w:pPr>
+      <w:r>
+        <w:rPr/>
+        <w:t>La relación entre funciones ejecutivas y rendimiento académico ha sido ampliamente documentada. Zelazo et al. (2016) ofrecen una revisión comprehensiva de la evidencia que vincula las habilidades ejecutivas con el aprendizaje escolar. Destacan, así, que las funciones ejecutivas predicen el rendimiento académico por encima de la inteligencia general. Peters (2020) extiende esta evidencia al período de la adolescencia, y señala que las funciones ejecutivas continúan desarrollándose y contribuyendo al rendimiento escolar durante toda la Educación Secundaria. Estos hallazgos apuntan a que las dificultades que muchos adolescentes muestran en tareas complejas de escritura no se explican únicamente por un déficit de conocimiento lingüístico, sino también por el grado de maduración de las funciones ejecutivas que soportan esos procesos.</w:t>
+      </w:r>
+    </w:p>
+    <w:p>
+      <w:pPr>
+        <w:pStyle w:val="BodyText"/>
+        <w:rPr/>
+      </w:pPr>
+      <w:r>
+        <w:rPr/>
+        <w:t>La relación específica entre funciones ejecutivas y escritura ha sido objeto de una revisión sistemática reciente (Ruffini et al., 2024), que analizó 26 estudios empíricos siguiendo las directrices PRISMA. Los resultados indican que, de los componentes ejecutivos estudiados, la memoria de trabajo es el que muestra una relación más consistente con las habilidades de escritura. No obstante, la revisión también confirma la implicación de la inhibición, la flexibilidad cognitiva y la planificación, con un papel que varía en función del proceso de escritura considerado. Los autores señalan que la planificación ha sido comparativamente menos estudiada que la memoria de trabajo en relación con la escritura, a pesar de su relevancia teórica. Este desequilibrio puede deberse, al menos en parte, a la dificultad de medir la planificación de forma aislada en tareas de escritura ecológicamente válidas.</w:t>
       </w:r>
     </w:p>
     <w:p>
@@ -2310,17 +2310,17 @@
       </w:pPr>
       <w:r>
         <w:rPr/>
-        <w:t>En el contexto de la escritura en lengua extranjera, la carga cognitiva que impone el procesamiento lingüístico —selección léxica, formulación morfosintáctica, codificación ortográfica— compite directamente con los recursos ejecutivos disponibles para la planificación (Manchón et al., 2009; Kormos, 2012). An y Li (2024) demostraron que la memoria de trabajo predice significativamente la precisión morfosintáctica en escritura L2, pero solo en la condición de planificación previa, lo que sugiere que planificar permite a los escritores con mayor capacidad ejecutiva aprovechar esa ventaja. El corolario de estos hallazgos es que, en escritura en L2, la competencia lingüística y la competencia ejecutiva interactúan: un alumno puede tener conocimientos gramaticales suficientes, pero no disponer de los recursos ejecutivos necesarios para aplicarlos si no ha planificado previamente. Proporcionar un espacio estructurado de planificación que externalice esta carga podría, en principio, facilitar que los recursos ejecutivos se destinen a la formulación lingüística. </w:t>
-      </w:r>
-    </w:p>
-    <w:p>
-      <w:pPr>
-        <w:pStyle w:val="BodyText"/>
-        <w:rPr/>
-      </w:pPr>
-      <w:r>
-        <w:rPr/>
-        <w:t>El efecto de la planificación previa sobre la escritura en segunda lengua ha sido uno de los temas más investigados en el campo de la enseñanza de lenguas basada en tareas (Task-Based Language Teaching, TBLT). La revisión sistemática de Ellis (2021) analiza el conjunto de estudios experimentales disponibles y confirma que, en términos generales, proporcionar tiempo de planificación antes de la tarea de escritura tiene efectos positivos sobre la calidad del texto producido. No obstante, estos efectos varían considerablemente en función de la métrica utilizada para evaluar la calidad textual, del tipo de planificación ofrecido y de las características de los participantes. </w:t>
+        <w:t>En el contexto de la escritura en lengua extranjera, la carga cognitiva que impone el procesamiento lingüístico —selección léxica, formulación morfosintáctica, codificación ortográfica— compite directamente con los recursos ejecutivos disponibles para la planificación (Manchón et al., 2009; Kormos, 2012). An y Li (2024) demostraron que la memoria de trabajo predice significativamente la precisión morfosintáctica en escritura L2, pero solo en la condición de planificación previa, lo que sugiere que planificar permite a los escritores con mayor capacidad ejecutiva aprovechar esa ventaja. El corolario de estos hallazgos es que, en escritura en L2, la competencia lingüística y la competencia ejecutiva interactúan: un alumno puede tener conocimientos gramaticales suficientes, pero no disponer de los recursos ejecutivos necesarios para aplicarlos si no ha planificado previamente. Proporcionar un espacio estructurado de planificación que externalice esta carga podría, en principio, facilitar que los recursos ejecutivos se destinen a la formulación lingüística.</w:t>
+      </w:r>
+    </w:p>
+    <w:p>
+      <w:pPr>
+        <w:pStyle w:val="BodyText"/>
+        <w:rPr/>
+      </w:pPr>
+      <w:r>
+        <w:rPr/>
+        <w:t>El efecto de la planificación previa sobre la escritura en segunda lengua ha sido uno de los temas más investigados en el campo de la enseñanza de lenguas basada en tareas (Task-Based Language Teaching, TBLT). La revisión sistemática de Ellis (2021) analiza el conjunto de estudios experimentales disponibles y confirma que, en términos generales, proporcionar tiempo de planificación antes de la tarea de escritura tiene efectos positivos sobre la calidad del texto producido. No obstante, estos efectos varían considerablemente en función de la métrica utilizada para evaluar la calidad textual, del tipo de planificación ofrecido y de las características de los participantes.</w:t>
       </w:r>
     </w:p>
     <w:p>
@@ -2371,7 +2371,7 @@
       <w:bookmarkStart w:id="34" w:name="X1c27a951722c8a4140b142771fc8eedef541425"/>
       <w:r>
         <w:rPr/>
-        <w:t>La evidencia revisada muestra con consistencia que la planificación previa mejora la calidad del texto en L2, pero la mayor parte de estos estudios ha utilizado métricas de complejidad, precisión y fluidez (CAF) para evaluar esa calidad. Como se ha señalado en el apartado 2.2, Crossley y McNamara (2010) mostraron que las evaluaciones expertas correlacionan más con indicadores de coherencia y cohesión que con indicadores léxicos o sintácticos. La conexión teórica entre planificación y coherencia es directa — un escritor que ha organizado sus ideas antes de redactar tiene más posibilidades de producir un texto con progresión temática consistente y uso funcional de conectores —, pero esta conexión ha sido poco investigada empíricamente. El presente trabajo se sitúa precisamente en ese hueco: estudiar la relación entre la conducta de planificación y la coherencia y cohesión del texto producido, en lugar de las métricas CAF habituales. </w:t>
+        <w:t>La evidencia revisada muestra con consistencia que la planificación previa mejora la calidad del texto en L2, pero la mayor parte de estos estudios ha utilizado métricas CAF para evaluar esa calidad, y no la coherencia y cohesión, dimensiones que, como se señaló en el apartado 2.2, correlacionan más estrechamente con las evaluaciones expertas (Crossley y McNamara, 2010). El presente trabajo se sitúa precisamente en ese hueco: estudiar la relación entre la conducta de planificación y la coherencia y cohesión del texto producido, en lugar de las métricas CAF habituales.</w:t>
       </w:r>
       <w:bookmarkEnd w:id="34"/>
     </w:p>
@@ -2386,7 +2386,7 @@
         <w:jc w:val="left"/>
         <w:rPr/>
       </w:pPr>
-      <w:bookmarkStart w:id="35" w:name="__RefHeading___Toc1038_1415579806"/>
+      <w:bookmarkStart w:id="35" w:name="__RefHeading___Toc1038_3023048098"/>
       <w:bookmarkStart w:id="36" w:name="X8511c50ea05c053f4af2210ff71dc45263e0551"/>
       <w:bookmarkEnd w:id="35"/>
       <w:r>
@@ -2461,7 +2461,7 @@
         <w:jc w:val="left"/>
         <w:rPr/>
       </w:pPr>
-      <w:bookmarkStart w:id="39" w:name="__RefHeading___Toc1040_1415579806"/>
+      <w:bookmarkStart w:id="39" w:name="__RefHeading___Toc1040_3023048098"/>
       <w:bookmarkStart w:id="40" w:name="metodología"/>
       <w:bookmarkEnd w:id="39"/>
       <w:r>
@@ -2490,7 +2490,7 @@
         <w:jc w:val="left"/>
         <w:rPr/>
       </w:pPr>
-      <w:bookmarkStart w:id="41" w:name="__RefHeading___Toc1042_1415579806"/>
+      <w:bookmarkStart w:id="41" w:name="__RefHeading___Toc1042_3023048098"/>
       <w:bookmarkStart w:id="42" w:name="objetivos"/>
       <w:bookmarkEnd w:id="41"/>
       <w:r>
@@ -2588,7 +2588,7 @@
         <w:jc w:val="left"/>
         <w:rPr/>
       </w:pPr>
-      <w:bookmarkStart w:id="44" w:name="__RefHeading___Toc1044_1415579806"/>
+      <w:bookmarkStart w:id="44" w:name="__RefHeading___Toc1044_3023048098"/>
       <w:bookmarkStart w:id="45" w:name="hipótesis"/>
       <w:bookmarkEnd w:id="44"/>
       <w:r>
@@ -2769,7 +2769,7 @@
         <w:jc w:val="left"/>
         <w:rPr/>
       </w:pPr>
-      <w:bookmarkStart w:id="47" w:name="__RefHeading___Toc1046_1415579806"/>
+      <w:bookmarkStart w:id="47" w:name="__RefHeading___Toc1046_3023048098"/>
       <w:bookmarkStart w:id="48" w:name="población-muestra-y-muestreo"/>
       <w:bookmarkEnd w:id="47"/>
       <w:r>
@@ -2840,7 +2840,7 @@
         <w:jc w:val="left"/>
         <w:rPr/>
       </w:pPr>
-      <w:bookmarkStart w:id="50" w:name="__RefHeading___Toc1048_1415579806"/>
+      <w:bookmarkStart w:id="50" w:name="__RefHeading___Toc1048_3023048098"/>
       <w:bookmarkStart w:id="51" w:name="diseño"/>
       <w:bookmarkEnd w:id="50"/>
       <w:r>
@@ -2881,7 +2881,7 @@
         <w:jc w:val="left"/>
         <w:rPr/>
       </w:pPr>
-      <w:bookmarkStart w:id="53" w:name="__RefHeading___Toc1050_1415579806"/>
+      <w:bookmarkStart w:id="53" w:name="__RefHeading___Toc1050_3023048098"/>
       <w:bookmarkStart w:id="54" w:name="X3a956a43d3fff45f1d8784db15cb28b06e0698e"/>
       <w:bookmarkEnd w:id="53"/>
       <w:r>
@@ -2910,7 +2910,7 @@
         <w:jc w:val="left"/>
         <w:rPr/>
       </w:pPr>
-      <w:bookmarkStart w:id="55" w:name="__RefHeading___Toc1052_1415579806"/>
+      <w:bookmarkStart w:id="55" w:name="__RefHeading___Toc1052_3023048098"/>
       <w:bookmarkStart w:id="56" w:name="X53b0e150eaed7000365d1fe9d50ed396c8d43ba"/>
       <w:bookmarkEnd w:id="55"/>
       <w:r>
@@ -2981,7 +2981,7 @@
         <w:jc w:val="left"/>
         <w:rPr/>
       </w:pPr>
-      <w:bookmarkStart w:id="58" w:name="__RefHeading___Toc1054_1415579806"/>
+      <w:bookmarkStart w:id="58" w:name="__RefHeading___Toc1054_3023048098"/>
       <w:bookmarkStart w:id="59" w:name="X529bf525ae87247c1f779f52131370f0f62662c"/>
       <w:bookmarkEnd w:id="58"/>
       <w:r>
@@ -3006,7 +3006,7 @@
       </w:pPr>
       <w:r>
         <w:rPr/>
-        <w:t>La rúbrica, que se incluirá como anexo en el documento final, se fundamenta en las dimensiones de análisis textual propuestas por Halliday y Hasan (1976) y en los descriptores de escritura del CEFR para los niveles A2-B1 (Consejo de Europa, 2001, 2020), adaptadas al tipo de tarea argumentativa y al nivel del alumnado de DBH 3. La rúbrica evalúa cinco dimensiones: (a) organización global del texto —presencia y adecuación de la estructura introducción-desarrollo-conclusión—; (b) progresión temática —cada párrafo avanza el argumento sin saltos lógicos ni redundancias—; (c) uso de conectores discursivos —variedad, adecuación y corrección—; (d) mantenimiento de la referencia —se identifica con claridad de quién o de qué se habla en cada momento del texto—; y (e) adecuación al tipo textual argumentativo —presencia de tesis, argumentos y contraargumentos—. Cada dimensión se puntúa en una escala de 1 a 5, lo que genera una puntuación total con un rango posible de 5 a 25 puntos.</w:t>
+        <w:t>La rúbrica se fundamenta en las dimensiones de análisis textual propuestas por Halliday y Hasan (1976) y en los descriptores de escritura del CEFR para los niveles A2-B1 (Consejo de Europa, 2001, 2020), adaptadas al tipo de tarea argumentativa y al nivel del alumnado de DBH 3. La rúbrica evalúa cinco dimensiones: (a) organización global del texto —presencia y adecuación de la estructura introducción-desarrollo-conclusión—; (b) progresión temática —cada párrafo avanza el argumento sin saltos lógicos ni redundancias—; (c) uso de conectores discursivos —variedad, adecuación y corrección—; (d) mantenimiento de la referencia —se identifica con claridad de quién o de qué se habla en cada momento del texto—; y (e) adecuación al tipo textual argumentativo —presencia de tesis, argumentos y contraargumentos—. Cada dimensión se puntúa en una escala de 1 a 5, lo que genera una puntuación total con un rango posible de 5 a 25 puntos.</w:t>
       </w:r>
     </w:p>
     <w:p>
@@ -3032,7 +3032,7 @@
         <w:jc w:val="left"/>
         <w:rPr/>
       </w:pPr>
-      <w:bookmarkStart w:id="61" w:name="__RefHeading___Toc1056_1415579806"/>
+      <w:bookmarkStart w:id="61" w:name="__RefHeading___Toc1056_3023048098"/>
       <w:bookmarkStart w:id="62" w:name="variable-de-control"/>
       <w:bookmarkEnd w:id="61"/>
       <w:r>
@@ -3063,7 +3063,7 @@
         <w:jc w:val="left"/>
         <w:rPr/>
       </w:pPr>
-      <w:bookmarkStart w:id="64" w:name="__RefHeading___Toc1058_1415579806"/>
+      <w:bookmarkStart w:id="64" w:name="__RefHeading___Toc1058_3023048098"/>
       <w:bookmarkStart w:id="65" w:name="descripción-del-instrumento-bozgorailua"/>
       <w:bookmarkEnd w:id="64"/>
       <w:r>
@@ -3108,7 +3108,7 @@
       </w:pPr>
       <w:r>
         <w:rPr/>
-        <w:t>La herramienta registra automáticamente las cuatro variables de planificación descritas anteriormente —tiempo, brainstorming, profundidad del esquema y revisiones— sin intervención del alumnado y sin alterar la experiencia de escritura. El registro es transparente: el alumnado trabaja en la tarea de escritura sin percibir que se está registrando su conducta de planificación, lo que permite observar un comportamiento más próximo al natural.</w:t>
+        <w:t>La herramienta registra automáticamente las cuatro variables de planificación descritas anteriormente —tiempo, brainstorming, profundidad del esquema y revisiones— sin intervención del alumnado y sin alterar la experiencia de escritura. El registro es transparente: el alumnado trabaja en la tarea de escritura sin percibir que se está registrando su conducta de planificación, lo que permite observar un comportamiento más próximo al natural. La secuencia completa de las fases que la herramienta presenta al alumnado se recoge en el Anexo B.</w:t>
       </w:r>
     </w:p>
     <w:p>
@@ -3116,7 +3116,7 @@
         <w:pStyle w:val="Figuras"/>
         <w:rPr/>
       </w:pPr>
-      <w:bookmarkStart w:id="66" w:name="__RefHeading___Toc1092_1415579806"/>
+      <w:bookmarkStart w:id="66" w:name="__RefHeading___Toc1092_3023048098"/>
       <w:bookmarkEnd w:id="66"/>
       <w:r>
         <w:rPr>
@@ -3206,7 +3206,7 @@
         <w:pStyle w:val="Figuras"/>
         <w:rPr/>
       </w:pPr>
-      <w:bookmarkStart w:id="67" w:name="__RefHeading___Toc1090_1415579806"/>
+      <w:bookmarkStart w:id="67" w:name="__RefHeading___Toc1090_3023048098"/>
       <w:bookmarkEnd w:id="67"/>
       <w:r>
         <w:rPr>
@@ -3304,7 +3304,7 @@
         <w:jc w:val="left"/>
         <w:rPr/>
       </w:pPr>
-      <w:bookmarkStart w:id="68" w:name="__RefHeading___Toc1060_1415579806"/>
+      <w:bookmarkStart w:id="68" w:name="__RefHeading___Toc1060_3023048098"/>
       <w:bookmarkStart w:id="69" w:name="procedimiento-y-cronograma"/>
       <w:bookmarkEnd w:id="68"/>
       <w:r>
@@ -3377,7 +3377,7 @@
         <w:pStyle w:val="TtulodeTDC"/>
         <w:rPr/>
       </w:pPr>
-      <w:bookmarkStart w:id="70" w:name="__RefHeading___Toc1082_1415579806"/>
+      <w:bookmarkStart w:id="70" w:name="__RefHeading___Toc1082_3023048098"/>
       <w:bookmarkEnd w:id="70"/>
       <w:r>
         <w:rPr>
@@ -3836,7 +3836,7 @@
         <w:jc w:val="left"/>
         <w:rPr/>
       </w:pPr>
-      <w:bookmarkStart w:id="71" w:name="__RefHeading___Toc1062_1415579806"/>
+      <w:bookmarkStart w:id="71" w:name="__RefHeading___Toc1062_3023048098"/>
       <w:bookmarkStart w:id="72" w:name="análisis-de-datos"/>
       <w:bookmarkEnd w:id="71"/>
       <w:r>
@@ -3917,7 +3917,7 @@
         <w:jc w:val="left"/>
         <w:rPr/>
       </w:pPr>
-      <w:bookmarkStart w:id="74" w:name="__RefHeading___Toc1064_1415579806"/>
+      <w:bookmarkStart w:id="74" w:name="__RefHeading___Toc1064_3023048098"/>
       <w:bookmarkStart w:id="75" w:name="recursos-humanos-materiales-y-económicos"/>
       <w:bookmarkEnd w:id="74"/>
       <w:r>
@@ -3960,7 +3960,7 @@
         <w:pStyle w:val="TtulodeTDC"/>
         <w:rPr/>
       </w:pPr>
-      <w:bookmarkStart w:id="76" w:name="__RefHeading___Toc1086_1415579806"/>
+      <w:bookmarkStart w:id="76" w:name="__RefHeading___Toc1086_3023048098"/>
       <w:bookmarkEnd w:id="76"/>
       <w:r>
         <w:rPr>
@@ -3997,8 +3997,8 @@
         <w:tblLook w:val="0020" w:noHBand="0" w:noVBand="0" w:firstColumn="0" w:lastRow="0" w:lastColumn="0" w:firstRow="1"/>
       </w:tblPr>
       <w:tblGrid>
-        <w:gridCol w:w="4535"/>
-        <w:gridCol w:w="4535"/>
+        <w:gridCol w:w="4818"/>
+        <w:gridCol w:w="4819"/>
       </w:tblGrid>
       <w:tr>
         <w:trPr>
@@ -4006,7 +4006,7 @@
         </w:trPr>
         <w:tc>
           <w:tcPr>
-            <w:tcW w:w="4535" w:type="dxa"/>
+            <w:tcW w:w="4818" w:type="dxa"/>
             <w:tcBorders/>
           </w:tcPr>
           <w:p>
@@ -4033,7 +4033,7 @@
         </w:tc>
         <w:tc>
           <w:tcPr>
-            <w:tcW w:w="4535" w:type="dxa"/>
+            <w:tcW w:w="4819" w:type="dxa"/>
             <w:tcBorders/>
           </w:tcPr>
           <w:p>
@@ -4063,7 +4063,7 @@
         <w:trPr/>
         <w:tc>
           <w:tcPr>
-            <w:tcW w:w="4535" w:type="dxa"/>
+            <w:tcW w:w="4818" w:type="dxa"/>
             <w:tcBorders/>
           </w:tcPr>
           <w:p>
@@ -4089,7 +4089,7 @@
         </w:tc>
         <w:tc>
           <w:tcPr>
-            <w:tcW w:w="4535" w:type="dxa"/>
+            <w:tcW w:w="4819" w:type="dxa"/>
             <w:tcBorders/>
           </w:tcPr>
           <w:p>
@@ -4118,7 +4118,7 @@
         <w:trPr/>
         <w:tc>
           <w:tcPr>
-            <w:tcW w:w="4535" w:type="dxa"/>
+            <w:tcW w:w="4818" w:type="dxa"/>
             <w:tcBorders/>
           </w:tcPr>
           <w:p>
@@ -4144,7 +4144,7 @@
         </w:tc>
         <w:tc>
           <w:tcPr>
-            <w:tcW w:w="4535" w:type="dxa"/>
+            <w:tcW w:w="4819" w:type="dxa"/>
             <w:tcBorders/>
           </w:tcPr>
           <w:p>
@@ -4173,7 +4173,7 @@
         <w:trPr/>
         <w:tc>
           <w:tcPr>
-            <w:tcW w:w="4535" w:type="dxa"/>
+            <w:tcW w:w="4818" w:type="dxa"/>
             <w:tcBorders/>
           </w:tcPr>
           <w:p>
@@ -4199,7 +4199,7 @@
         </w:tc>
         <w:tc>
           <w:tcPr>
-            <w:tcW w:w="4535" w:type="dxa"/>
+            <w:tcW w:w="4819" w:type="dxa"/>
             <w:tcBorders/>
           </w:tcPr>
           <w:p>
@@ -4228,7 +4228,7 @@
         <w:trPr/>
         <w:tc>
           <w:tcPr>
-            <w:tcW w:w="4535" w:type="dxa"/>
+            <w:tcW w:w="4818" w:type="dxa"/>
             <w:tcBorders/>
           </w:tcPr>
           <w:p>
@@ -4254,7 +4254,7 @@
         </w:tc>
         <w:tc>
           <w:tcPr>
-            <w:tcW w:w="4535" w:type="dxa"/>
+            <w:tcW w:w="4819" w:type="dxa"/>
             <w:tcBorders/>
           </w:tcPr>
           <w:p>
@@ -4283,7 +4283,7 @@
         <w:trPr/>
         <w:tc>
           <w:tcPr>
-            <w:tcW w:w="4535" w:type="dxa"/>
+            <w:tcW w:w="4818" w:type="dxa"/>
             <w:tcBorders/>
           </w:tcPr>
           <w:p>
@@ -4309,7 +4309,7 @@
         </w:tc>
         <w:tc>
           <w:tcPr>
-            <w:tcW w:w="4535" w:type="dxa"/>
+            <w:tcW w:w="4819" w:type="dxa"/>
             <w:tcBorders/>
           </w:tcPr>
           <w:p>
@@ -4338,7 +4338,7 @@
         <w:trPr/>
         <w:tc>
           <w:tcPr>
-            <w:tcW w:w="4535" w:type="dxa"/>
+            <w:tcW w:w="4818" w:type="dxa"/>
             <w:tcBorders/>
           </w:tcPr>
           <w:p>
@@ -4364,7 +4364,7 @@
         </w:tc>
         <w:tc>
           <w:tcPr>
-            <w:tcW w:w="4535" w:type="dxa"/>
+            <w:tcW w:w="4819" w:type="dxa"/>
             <w:tcBorders/>
           </w:tcPr>
           <w:p>
@@ -4393,7 +4393,7 @@
         <w:trPr/>
         <w:tc>
           <w:tcPr>
-            <w:tcW w:w="4535" w:type="dxa"/>
+            <w:tcW w:w="4818" w:type="dxa"/>
             <w:tcBorders/>
           </w:tcPr>
           <w:p>
@@ -4419,7 +4419,7 @@
         </w:tc>
         <w:tc>
           <w:tcPr>
-            <w:tcW w:w="4535" w:type="dxa"/>
+            <w:tcW w:w="4819" w:type="dxa"/>
             <w:tcBorders/>
           </w:tcPr>
           <w:p>
@@ -4448,7 +4448,7 @@
         <w:trPr/>
         <w:tc>
           <w:tcPr>
-            <w:tcW w:w="4535" w:type="dxa"/>
+            <w:tcW w:w="4818" w:type="dxa"/>
             <w:tcBorders/>
           </w:tcPr>
           <w:p>
@@ -4474,7 +4474,7 @@
         </w:tc>
         <w:tc>
           <w:tcPr>
-            <w:tcW w:w="4535" w:type="dxa"/>
+            <w:tcW w:w="4819" w:type="dxa"/>
             <w:tcBorders/>
           </w:tcPr>
           <w:p>
@@ -4532,7 +4532,7 @@
         <w:jc w:val="left"/>
         <w:rPr/>
       </w:pPr>
-      <w:bookmarkStart w:id="77" w:name="__RefHeading___Toc1066_1415579806"/>
+      <w:bookmarkStart w:id="77" w:name="__RefHeading___Toc1066_3023048098"/>
       <w:bookmarkStart w:id="78" w:name="discusión-y-conclusiones"/>
       <w:bookmarkEnd w:id="77"/>
       <w:r>
@@ -4551,7 +4551,7 @@
         <w:jc w:val="left"/>
         <w:rPr/>
       </w:pPr>
-      <w:bookmarkStart w:id="79" w:name="__RefHeading___Toc1068_1415579806"/>
+      <w:bookmarkStart w:id="79" w:name="__RefHeading___Toc1068_3023048098"/>
       <w:bookmarkStart w:id="80" w:name="discusión"/>
       <w:bookmarkEnd w:id="79"/>
       <w:r>
@@ -4677,7 +4677,7 @@
       <w:bookmarkStart w:id="81" w:name="discusión"/>
       <w:r>
         <w:rPr/>
-        <w:t>Sobre los perfiles de planificadores. Si el análisis exploratorio de conglomerados revelara perfiles diferenciados de planificadores, los más probables, a la luz de la literatura y de la experiencia docente del investigador, serían tres: (a) un perfil de planificadores extensos, caracterizado por tiempos altos, brainstorming rico, esquema profundo y presencia de revisión del plan; (b) un perfil de planificadores mínimos, con tiempos bajos, pocas ideas generadas, esquema plano o ausente y sin revisión; y posiblemente (c) un perfil intermedio de planificadores estratégicos, con tiempos moderados, brainstorming selectivo y un esquema funcional aunque no necesariamente profundo. La identificación de estos perfiles y su comparación en coherencia y cohesión aportaría información de gran valor para la intervención educativa: no se trataría de prescribir un único modo de planificar, sino de identificar qué conductas de planificación se asocian con mejores resultados textuales para orientar la enseñanza de forma diferenciada. No obstante, dado el carácter exploratorio del análisis y el tamaño limitado de la muestra, los perfiles resultantes deberían interpretarse con cautela y considerarse como hipótesis para estudios posteriores con muestras más amplias.</w:t>
+        <w:t>Sobre los perfiles de planificadores. Si el análisis exploratorio de conglomerados revelara perfiles diferenciados de planificadores, los más probables, a la luz de la literatura y de la experiencia docente del investigador, serían tres: (a) un perfil de planificadores extensos, caracterizado por tiempos altos, brainstorming rico, esquema profundo y presencia de revisión del plan; (b) un perfil de planificadores mínimos, con tiempos bajos, pocas ideas generadas, esquema plano o ausente y sin revisión; y posiblemente (c) un perfil intermedio de planificadores estratégicos, con tiempos moderados, brainstorming selectivo y un esquema funcional aunque no necesariamente profundo. La identificación de estos perfiles y su comparación en coherencia y cohesión aportaría información de gran valor para la intervención educativa: no se trataría de prescribir un único modo de planificar, sino de identificar qué conductas de planificación se asocian con mejores resultados textuales para orientar la enseñanza de forma diferenciada.</w:t>
       </w:r>
       <w:bookmarkEnd w:id="81"/>
     </w:p>
@@ -4692,7 +4692,7 @@
         <w:jc w:val="left"/>
         <w:rPr/>
       </w:pPr>
-      <w:bookmarkStart w:id="82" w:name="__RefHeading___Toc1070_1415579806"/>
+      <w:bookmarkStart w:id="82" w:name="__RefHeading___Toc1070_3023048098"/>
       <w:bookmarkStart w:id="83" w:name="conclusiones-esperadas"/>
       <w:bookmarkEnd w:id="82"/>
       <w:r>
@@ -4707,7 +4707,7 @@
       </w:pPr>
       <w:r>
         <w:rPr/>
-        <w:t>Las conclusiones que se presentan a continuación se formulan en términos de los resultados que razonablemente cabría esperar si la investigación diseñada se llevara a cabo, y se vinculan con los objetivos de la investigación formulados en la sección 3.1.</w:t>
+        <w:t>Las conclusiones se formulan en términos de los resultados que cabría esperar si la investigación se llevara a cabo, y se vinculan con los objetivos formulados en la sección 3.1.</w:t>
       </w:r>
     </w:p>
     <w:p>
@@ -4773,7 +4773,7 @@
         <w:jc w:val="left"/>
         <w:rPr/>
       </w:pPr>
-      <w:bookmarkStart w:id="85" w:name="__RefHeading___Toc1072_1415579806"/>
+      <w:bookmarkStart w:id="85" w:name="__RefHeading___Toc1072_3023048098"/>
       <w:bookmarkStart w:id="86" w:name="limitaciones-esperadas"/>
       <w:bookmarkEnd w:id="85"/>
       <w:r>
@@ -4788,7 +4788,7 @@
       </w:pPr>
       <w:r>
         <w:rPr/>
-        <w:t>Toda investigación presenta limitaciones que conviene explicitar para permitir una valoración adecuada del alcance de sus conclusiones. En el caso del proyecto de investigación diseñado en este trabajo, se identifican las siguientes.</w:t>
+        <w:t>El proyecto de investigación diseñado presenta diversas limitaciones que conviene explicitar para valorar el alcance de sus conclusiones.</w:t>
       </w:r>
     </w:p>
     <w:p>
@@ -4874,7 +4874,7 @@
         <w:jc w:val="left"/>
         <w:rPr/>
       </w:pPr>
-      <w:bookmarkStart w:id="88" w:name="__RefHeading___Toc1074_1415579806"/>
+      <w:bookmarkStart w:id="88" w:name="__RefHeading___Toc1074_3023048098"/>
       <w:bookmarkStart w:id="89" w:name="prospectiva"/>
       <w:bookmarkEnd w:id="88"/>
       <w:r>
@@ -4976,7 +4976,7 @@
         <w:jc w:val="left"/>
         <w:rPr/>
       </w:pPr>
-      <w:bookmarkStart w:id="92" w:name="__RefHeading___Toc1076_1415579806"/>
+      <w:bookmarkStart w:id="92" w:name="__RefHeading___Toc1076_3023048098"/>
       <w:bookmarkStart w:id="93" w:name="referencias-bibliográficas"/>
       <w:bookmarkEnd w:id="92"/>
       <w:r>
@@ -5233,7 +5233,7 @@
       </w:pPr>
       <w:r>
         <w:rPr/>
-        <w:t>Graham, S., y Perin, D. (2007). A meta-analysis of writing instruction for adolescent students. Journal of Educational Psychology, 99(3), 445-476.</w:t>
+        <w:t>Goddings, A.-L., Roalf, D., Lebel, C., y Tamnes, C. K. (2021). Development of white matter microstructure and executive functions during childhood and adolescence: A review of diffusion MRI studies. Developmental Cognitive Neuroscience, 51, 101008.</w:t>
       </w:r>
     </w:p>
     <w:p>
@@ -5245,7 +5245,7 @@
       </w:pPr>
       <w:r>
         <w:rPr/>
-        <w:t>Goddings, A.-L., Roalf, D., Lebel, C., y Tamnes, C. K. (2021). Development of white matter microstructure and executive functions during childhood and adolescence: A review of diffusion MRI studies. Developmental Cognitive Neuroscience, 51, 101008.</w:t>
+        <w:t>Graesser, A. C., McNamara, D. S., Louwerse, M. M., y Cai, Z. (2004). Coh-Metrix: Analysis of text on cohesion and language. Behavior Research Methods, Instruments, &amp; Computers, 36(2), 193-202. https://doi.org/10.3758/BF03195564</w:t>
       </w:r>
     </w:p>
     <w:p>
@@ -5257,7 +5257,7 @@
       </w:pPr>
       <w:r>
         <w:rPr/>
-        <w:t>Graesser, A. C., McNamara, D. S., Louwerse, M. M., y Cai, Z. (2004). Coh-Metrix: Analysis of text on cohesion and language. Behavior Research Methods, Instruments, &amp; Computers, 36(2), 193-202. https://doi.org/10.3758/BF03195564</w:t>
+        <w:t>Graham, S., y Perin, D. (2007). A meta-analysis of writing instruction for adolescent students. Journal of Educational Psychology, 99(3), 445-476.</w:t>
       </w:r>
     </w:p>
     <w:p>
@@ -5293,7 +5293,7 @@
       </w:pPr>
       <w:r>
         <w:rPr/>
-        <w:t>Hyland, K. (1990). A genre description of the argumentative essay. RELC Journal, 21(1), 66-78. https://doi.org/10.1177/003368829002100105</w:t>
+        <w:t>Hayes, J. R., y Flower, L. S. (1980). Identifying the organization of writing processes. En L. W. Gregg y E. R. Steinberg (Eds.), Cognitive Processes in Writing (pp. 3-30). Lawrence Erlbaum Associates.</w:t>
       </w:r>
     </w:p>
     <w:p>
@@ -5305,7 +5305,7 @@
       </w:pPr>
       <w:r>
         <w:rPr/>
-        <w:t>IBM Corp. (2026). IBM SPSS Statistics para Windows (Versión 32.0) [Software]. IBM Corp.</w:t>
+        <w:t>Hyland, K. (1990). A genre description of the argumentative essay. RELC Journal, 21(1), 66-78. https://doi.org/10.1177/003368829002100105</w:t>
       </w:r>
     </w:p>
     <w:p>
@@ -5317,7 +5317,7 @@
       </w:pPr>
       <w:r>
         <w:rPr/>
-        <w:t>JASP Team. (2026). JASP (Versión 0.97.0) [Software]. https://jasp-stats.org/</w:t>
+        <w:t>IBM Corp. (2026). IBM SPSS Statistics para Windows (Versión 32.0) [Software]. IBM Corp.</w:t>
       </w:r>
     </w:p>
     <w:p>
@@ -5329,7 +5329,7 @@
       </w:pPr>
       <w:r>
         <w:rPr/>
-        <w:t>Hayes, J. R., y Flower, L. S. (1980). Identifying the organization of writing processes. En L. W. Gregg y E. R. Steinberg (Eds.), Cognitive Processes in Writing (pp. 3-30). Lawrence Erlbaum Associates.</w:t>
+        <w:t>JASP Team. (2026). JASP (Versión 0.97.0) [Software]. https://jasp-stats.org/</w:t>
       </w:r>
     </w:p>
     <w:p>
@@ -5552,7 +5552,7 @@
         <w:jc w:val="left"/>
         <w:rPr/>
       </w:pPr>
-      <w:bookmarkStart w:id="95" w:name="__RefHeading___Toc1078_1415579806"/>
+      <w:bookmarkStart w:id="95" w:name="__RefHeading___Toc1078_3023048098"/>
       <w:bookmarkStart w:id="96" w:name="X3f59ff05da0d932cdd3b48de5b657bf5864e647"/>
       <w:bookmarkEnd w:id="95"/>
       <w:r>
@@ -5585,7 +5585,7 @@
         <w:pStyle w:val="TtulodeTDC"/>
         <w:rPr/>
       </w:pPr>
-      <w:bookmarkStart w:id="97" w:name="__RefHeading___Toc1084_1415579806"/>
+      <w:bookmarkStart w:id="97" w:name="__RefHeading___Toc1084_3023048098"/>
       <w:bookmarkEnd w:id="97"/>
       <w:r>
         <w:rPr>
@@ -5622,12 +5622,12 @@
         <w:tblLook w:val="0020" w:noHBand="0" w:noVBand="0" w:firstColumn="0" w:lastRow="0" w:lastColumn="0" w:firstRow="1"/>
       </w:tblPr>
       <w:tblGrid>
-        <w:gridCol w:w="1512"/>
-        <w:gridCol w:w="1511"/>
-        <w:gridCol w:w="1512"/>
-        <w:gridCol w:w="1512"/>
-        <w:gridCol w:w="1511"/>
-        <w:gridCol w:w="1512"/>
+        <w:gridCol w:w="1606"/>
+        <w:gridCol w:w="1606"/>
+        <w:gridCol w:w="1606"/>
+        <w:gridCol w:w="1607"/>
+        <w:gridCol w:w="1606"/>
+        <w:gridCol w:w="1606"/>
       </w:tblGrid>
       <w:tr>
         <w:trPr>
@@ -5635,7 +5635,7 @@
         </w:trPr>
         <w:tc>
           <w:tcPr>
-            <w:tcW w:w="1512" w:type="dxa"/>
+            <w:tcW w:w="1606" w:type="dxa"/>
             <w:tcBorders/>
           </w:tcPr>
           <w:p>
@@ -5664,7 +5664,7 @@
         </w:tc>
         <w:tc>
           <w:tcPr>
-            <w:tcW w:w="1511" w:type="dxa"/>
+            <w:tcW w:w="1606" w:type="dxa"/>
             <w:tcBorders/>
           </w:tcPr>
           <w:p>
@@ -5693,7 +5693,7 @@
         </w:tc>
         <w:tc>
           <w:tcPr>
-            <w:tcW w:w="1512" w:type="dxa"/>
+            <w:tcW w:w="1606" w:type="dxa"/>
             <w:tcBorders/>
           </w:tcPr>
           <w:p>
@@ -5722,7 +5722,7 @@
         </w:tc>
         <w:tc>
           <w:tcPr>
-            <w:tcW w:w="1512" w:type="dxa"/>
+            <w:tcW w:w="1607" w:type="dxa"/>
             <w:tcBorders/>
           </w:tcPr>
           <w:p>
@@ -5751,7 +5751,7 @@
         </w:tc>
         <w:tc>
           <w:tcPr>
-            <w:tcW w:w="1511" w:type="dxa"/>
+            <w:tcW w:w="1606" w:type="dxa"/>
             <w:tcBorders/>
           </w:tcPr>
           <w:p>
@@ -5780,7 +5780,7 @@
         </w:tc>
         <w:tc>
           <w:tcPr>
-            <w:tcW w:w="1512" w:type="dxa"/>
+            <w:tcW w:w="1606" w:type="dxa"/>
             <w:tcBorders/>
           </w:tcPr>
           <w:p>
@@ -5812,7 +5812,7 @@
         <w:trPr/>
         <w:tc>
           <w:tcPr>
-            <w:tcW w:w="1512" w:type="dxa"/>
+            <w:tcW w:w="1606" w:type="dxa"/>
             <w:tcBorders/>
           </w:tcPr>
           <w:p>
@@ -5842,7 +5842,7 @@
         </w:tc>
         <w:tc>
           <w:tcPr>
-            <w:tcW w:w="1511" w:type="dxa"/>
+            <w:tcW w:w="1606" w:type="dxa"/>
             <w:tcBorders/>
           </w:tcPr>
           <w:p>
@@ -5870,7 +5870,7 @@
         </w:tc>
         <w:tc>
           <w:tcPr>
-            <w:tcW w:w="1512" w:type="dxa"/>
+            <w:tcW w:w="1606" w:type="dxa"/>
             <w:tcBorders/>
           </w:tcPr>
           <w:p>
@@ -5898,7 +5898,7 @@
         </w:tc>
         <w:tc>
           <w:tcPr>
-            <w:tcW w:w="1512" w:type="dxa"/>
+            <w:tcW w:w="1607" w:type="dxa"/>
             <w:tcBorders/>
           </w:tcPr>
           <w:p>
@@ -5926,7 +5926,7 @@
         </w:tc>
         <w:tc>
           <w:tcPr>
-            <w:tcW w:w="1511" w:type="dxa"/>
+            <w:tcW w:w="1606" w:type="dxa"/>
             <w:tcBorders/>
           </w:tcPr>
           <w:p>
@@ -5954,7 +5954,7 @@
         </w:tc>
         <w:tc>
           <w:tcPr>
-            <w:tcW w:w="1512" w:type="dxa"/>
+            <w:tcW w:w="1606" w:type="dxa"/>
             <w:tcBorders/>
           </w:tcPr>
           <w:p>
@@ -5985,7 +5985,7 @@
         <w:trPr/>
         <w:tc>
           <w:tcPr>
-            <w:tcW w:w="1512" w:type="dxa"/>
+            <w:tcW w:w="1606" w:type="dxa"/>
             <w:tcBorders/>
           </w:tcPr>
           <w:p>
@@ -6015,7 +6015,7 @@
         </w:tc>
         <w:tc>
           <w:tcPr>
-            <w:tcW w:w="1511" w:type="dxa"/>
+            <w:tcW w:w="1606" w:type="dxa"/>
             <w:tcBorders/>
           </w:tcPr>
           <w:p>
@@ -6043,7 +6043,7 @@
         </w:tc>
         <w:tc>
           <w:tcPr>
-            <w:tcW w:w="1512" w:type="dxa"/>
+            <w:tcW w:w="1606" w:type="dxa"/>
             <w:tcBorders/>
           </w:tcPr>
           <w:p>
@@ -6071,7 +6071,7 @@
         </w:tc>
         <w:tc>
           <w:tcPr>
-            <w:tcW w:w="1512" w:type="dxa"/>
+            <w:tcW w:w="1607" w:type="dxa"/>
             <w:tcBorders/>
           </w:tcPr>
           <w:p>
@@ -6099,7 +6099,7 @@
         </w:tc>
         <w:tc>
           <w:tcPr>
-            <w:tcW w:w="1511" w:type="dxa"/>
+            <w:tcW w:w="1606" w:type="dxa"/>
             <w:tcBorders/>
           </w:tcPr>
           <w:p>
@@ -6127,7 +6127,7 @@
         </w:tc>
         <w:tc>
           <w:tcPr>
-            <w:tcW w:w="1512" w:type="dxa"/>
+            <w:tcW w:w="1606" w:type="dxa"/>
             <w:tcBorders/>
           </w:tcPr>
           <w:p>
@@ -6158,7 +6158,7 @@
         <w:trPr/>
         <w:tc>
           <w:tcPr>
-            <w:tcW w:w="1512" w:type="dxa"/>
+            <w:tcW w:w="1606" w:type="dxa"/>
             <w:tcBorders/>
           </w:tcPr>
           <w:p>
@@ -6188,7 +6188,7 @@
         </w:tc>
         <w:tc>
           <w:tcPr>
-            <w:tcW w:w="1511" w:type="dxa"/>
+            <w:tcW w:w="1606" w:type="dxa"/>
             <w:tcBorders/>
           </w:tcPr>
           <w:p>
@@ -6216,7 +6216,7 @@
         </w:tc>
         <w:tc>
           <w:tcPr>
-            <w:tcW w:w="1512" w:type="dxa"/>
+            <w:tcW w:w="1606" w:type="dxa"/>
             <w:tcBorders/>
           </w:tcPr>
           <w:p>
@@ -6244,7 +6244,7 @@
         </w:tc>
         <w:tc>
           <w:tcPr>
-            <w:tcW w:w="1512" w:type="dxa"/>
+            <w:tcW w:w="1607" w:type="dxa"/>
             <w:tcBorders/>
           </w:tcPr>
           <w:p>
@@ -6272,7 +6272,7 @@
         </w:tc>
         <w:tc>
           <w:tcPr>
-            <w:tcW w:w="1511" w:type="dxa"/>
+            <w:tcW w:w="1606" w:type="dxa"/>
             <w:tcBorders/>
           </w:tcPr>
           <w:p>
@@ -6300,7 +6300,7 @@
         </w:tc>
         <w:tc>
           <w:tcPr>
-            <w:tcW w:w="1512" w:type="dxa"/>
+            <w:tcW w:w="1606" w:type="dxa"/>
             <w:tcBorders/>
           </w:tcPr>
           <w:p>
@@ -6331,7 +6331,7 @@
         <w:trPr/>
         <w:tc>
           <w:tcPr>
-            <w:tcW w:w="1512" w:type="dxa"/>
+            <w:tcW w:w="1606" w:type="dxa"/>
             <w:tcBorders/>
           </w:tcPr>
           <w:p>
@@ -6361,7 +6361,7 @@
         </w:tc>
         <w:tc>
           <w:tcPr>
-            <w:tcW w:w="1511" w:type="dxa"/>
+            <w:tcW w:w="1606" w:type="dxa"/>
             <w:tcBorders/>
           </w:tcPr>
           <w:p>
@@ -6389,7 +6389,7 @@
         </w:tc>
         <w:tc>
           <w:tcPr>
-            <w:tcW w:w="1512" w:type="dxa"/>
+            <w:tcW w:w="1606" w:type="dxa"/>
             <w:tcBorders/>
           </w:tcPr>
           <w:p>
@@ -6417,7 +6417,7 @@
         </w:tc>
         <w:tc>
           <w:tcPr>
-            <w:tcW w:w="1512" w:type="dxa"/>
+            <w:tcW w:w="1607" w:type="dxa"/>
             <w:tcBorders/>
           </w:tcPr>
           <w:p>
@@ -6445,7 +6445,7 @@
         </w:tc>
         <w:tc>
           <w:tcPr>
-            <w:tcW w:w="1511" w:type="dxa"/>
+            <w:tcW w:w="1606" w:type="dxa"/>
             <w:tcBorders/>
           </w:tcPr>
           <w:p>
@@ -6473,7 +6473,7 @@
         </w:tc>
         <w:tc>
           <w:tcPr>
-            <w:tcW w:w="1512" w:type="dxa"/>
+            <w:tcW w:w="1606" w:type="dxa"/>
             <w:tcBorders/>
           </w:tcPr>
           <w:p>
@@ -6504,7 +6504,7 @@
         <w:trPr/>
         <w:tc>
           <w:tcPr>
-            <w:tcW w:w="1512" w:type="dxa"/>
+            <w:tcW w:w="1606" w:type="dxa"/>
             <w:tcBorders/>
           </w:tcPr>
           <w:p>
@@ -6534,7 +6534,7 @@
         </w:tc>
         <w:tc>
           <w:tcPr>
-            <w:tcW w:w="1511" w:type="dxa"/>
+            <w:tcW w:w="1606" w:type="dxa"/>
             <w:tcBorders/>
           </w:tcPr>
           <w:p>
@@ -6562,7 +6562,7 @@
         </w:tc>
         <w:tc>
           <w:tcPr>
-            <w:tcW w:w="1512" w:type="dxa"/>
+            <w:tcW w:w="1606" w:type="dxa"/>
             <w:tcBorders/>
           </w:tcPr>
           <w:p>
@@ -6590,7 +6590,7 @@
         </w:tc>
         <w:tc>
           <w:tcPr>
-            <w:tcW w:w="1512" w:type="dxa"/>
+            <w:tcW w:w="1607" w:type="dxa"/>
             <w:tcBorders/>
           </w:tcPr>
           <w:p>
@@ -6618,7 +6618,7 @@
         </w:tc>
         <w:tc>
           <w:tcPr>
-            <w:tcW w:w="1511" w:type="dxa"/>
+            <w:tcW w:w="1606" w:type="dxa"/>
             <w:tcBorders/>
           </w:tcPr>
           <w:p>
@@ -6646,7 +6646,7 @@
         </w:tc>
         <w:tc>
           <w:tcPr>
-            <w:tcW w:w="1512" w:type="dxa"/>
+            <w:tcW w:w="1606" w:type="dxa"/>
             <w:tcBorders/>
           </w:tcPr>
           <w:p>
@@ -6727,7 +6727,7 @@
         <w:jc w:val="left"/>
         <w:rPr/>
       </w:pPr>
-      <w:bookmarkStart w:id="99" w:name="__RefHeading___Toc1080_1415579806"/>
+      <w:bookmarkStart w:id="99" w:name="__RefHeading___Toc1080_3023048098"/>
       <w:bookmarkStart w:id="100" w:name="X31faa7cbfa654f8c712f82bf6245e14c5df2b7b"/>
       <w:bookmarkEnd w:id="99"/>
       <w:r>
@@ -7195,7 +7195,7 @@
       <w:footerReference w:type="first" r:id="rId16"/>
       <w:type w:val="nextPage"/>
       <w:pgSz w:w="11906" w:h="16838"/>
-      <w:pgMar w:left="1701" w:right="1134" w:gutter="0" w:header="709" w:top="1418" w:footer="709" w:bottom="1418"/>
+      <w:pgMar w:left="1134" w:right="1134" w:gutter="0" w:header="709" w:top="1134" w:footer="709" w:bottom="1134"/>
       <w:pgNumType w:fmt="decimal"/>
       <w:formProt w:val="false"/>
       <w:titlePg/>
@@ -7244,7 +7244,7 @@
     </w:r>
     <w:r>
       <w:rPr/>
-      <w:t>63</w:t>
+      <w:t>58</w:t>
     </w:r>
     <w:r>
       <w:rPr/>
